--- a/docs/deliverables/out/Srs.docx
+++ b/docs/deliverables/out/Srs.docx
@@ -7,7 +7,31 @@
         <w:pStyle w:val="Title"/>
       </w:pPr>
       <w:r>
-        <w:t xml:space="preserve">Wathiq — Software Requirements Specification</w:t>
+        <w:t xml:space="preserve">Wathiq</w:t>
+      </w:r>
+      <w:r>
+        <w:t xml:space="preserve"> </w:t>
+      </w:r>
+      <w:r>
+        <w:t xml:space="preserve">—</w:t>
+      </w:r>
+      <w:r>
+        <w:t xml:space="preserve"> </w:t>
+      </w:r>
+      <w:r>
+        <w:t xml:space="preserve">Software</w:t>
+      </w:r>
+      <w:r>
+        <w:t xml:space="preserve"> </w:t>
+      </w:r>
+      <w:r>
+        <w:t xml:space="preserve">Requirements</w:t>
+      </w:r>
+      <w:r>
+        <w:t xml:space="preserve"> </w:t>
+      </w:r>
+      <w:r>
+        <w:t xml:space="preserve">Specification</w:t>
       </w:r>
     </w:p>
     <w:p>
@@ -15,7 +39,31 @@
         <w:pStyle w:val="Subtitle"/>
       </w:pPr>
       <w:r>
-        <w:t xml:space="preserve">وثيق — مواصفات متطلبات البرمجيات</w:t>
+        <w:t xml:space="preserve">وثيق</w:t>
+      </w:r>
+      <w:r>
+        <w:t xml:space="preserve"> </w:t>
+      </w:r>
+      <w:r>
+        <w:t xml:space="preserve">—</w:t>
+      </w:r>
+      <w:r>
+        <w:t xml:space="preserve"> </w:t>
+      </w:r>
+      <w:r>
+        <w:t xml:space="preserve">مواصفات</w:t>
+      </w:r>
+      <w:r>
+        <w:t xml:space="preserve"> </w:t>
+      </w:r>
+      <w:r>
+        <w:t xml:space="preserve">متطلبات</w:t>
+      </w:r>
+      <w:r>
+        <w:t xml:space="preserve"> </w:t>
+      </w:r>
+      <w:r>
+        <w:t xml:space="preserve">البرمجيات</w:t>
       </w:r>
     </w:p>
     <w:p>
@@ -60,7 +108,7 @@
         </w:p>
       </w:sdtContent>
     </w:sdt>
-    <w:bookmarkStart w:id="9" w:name="document-control"/>
+    <w:bookmarkStart w:id="20" w:name="document-control"/>
     <w:p>
       <w:pPr>
         <w:pStyle w:val="Heading1"/>
@@ -73,8 +121,8 @@
       <w:tblPr>
         <w:tblStyle w:val="Table"/>
         <w:tblW w:type="pct" w:w="5000"/>
-        <w:tblLayout w:type="fixed"/>
         <w:tblLook w:firstRow="1" w:lastRow="0" w:firstColumn="0" w:lastColumn="0" w:noHBand="0" w:noVBand="0" w:val="0020"/>
+        <w:jc w:val="start"/>
       </w:tblPr>
       <w:tblGrid>
         <w:gridCol w:w="1980"/>
@@ -84,13 +132,14 @@
       </w:tblGrid>
       <w:tr>
         <w:trPr>
-          <w:tblHeader w:val="on"/>
+          <w:tblHeader w:val="true"/>
         </w:trPr>
         <w:tc>
           <w:tcPr/>
           <w:p>
             <w:pPr>
               <w:pStyle w:val="Compact"/>
+              <w:jc w:val="left"/>
             </w:pPr>
             <w:r>
               <w:t xml:space="preserve">Version</w:t>
@@ -102,6 +151,7 @@
           <w:p>
             <w:pPr>
               <w:pStyle w:val="Compact"/>
+              <w:jc w:val="left"/>
             </w:pPr>
             <w:r>
               <w:t xml:space="preserve">Date</w:t>
@@ -113,6 +163,7 @@
           <w:p>
             <w:pPr>
               <w:pStyle w:val="Compact"/>
+              <w:jc w:val="left"/>
             </w:pPr>
             <w:r>
               <w:t xml:space="preserve">Author</w:t>
@@ -124,6 +175,7 @@
           <w:p>
             <w:pPr>
               <w:pStyle w:val="Compact"/>
+              <w:jc w:val="left"/>
             </w:pPr>
             <w:r>
               <w:t xml:space="preserve">Change</w:t>
@@ -137,6 +189,7 @@
           <w:p>
             <w:pPr>
               <w:pStyle w:val="Compact"/>
+              <w:jc w:val="left"/>
             </w:pPr>
             <w:r>
               <w:t xml:space="preserve">0.1</w:t>
@@ -148,6 +201,7 @@
           <w:p>
             <w:pPr>
               <w:pStyle w:val="Compact"/>
+              <w:jc w:val="left"/>
             </w:pPr>
             <w:r>
               <w:t xml:space="preserve">2026-08-27</w:t>
@@ -159,6 +213,7 @@
           <w:p>
             <w:pPr>
               <w:pStyle w:val="Compact"/>
+              <w:jc w:val="left"/>
             </w:pPr>
             <w:r>
               <w:t xml:space="preserve">Abdulsalam</w:t>
@@ -170,9 +225,89 @@
           <w:p>
             <w:pPr>
               <w:pStyle w:val="Compact"/>
+              <w:jc w:val="left"/>
             </w:pPr>
             <w:r>
               <w:t xml:space="preserve">Initial SRS: actors, UC-01…UC-06, FR/NFR baseline, glossary (roadmap step 0.4)</w:t>
+            </w:r>
+          </w:p>
+        </w:tc>
+      </w:tr>
+      <w:tr>
+        <w:tc>
+          <w:tcPr/>
+          <w:p>
+            <w:pPr>
+              <w:pStyle w:val="Compact"/>
+              <w:jc w:val="left"/>
+            </w:pPr>
+            <w:r>
+              <w:t xml:space="preserve">0.1.1</w:t>
+            </w:r>
+          </w:p>
+        </w:tc>
+        <w:tc>
+          <w:tcPr/>
+          <w:p>
+            <w:pPr>
+              <w:pStyle w:val="Compact"/>
+              <w:jc w:val="left"/>
+            </w:pPr>
+            <w:r>
+              <w:t xml:space="preserve">2026-08-27</w:t>
+            </w:r>
+          </w:p>
+        </w:tc>
+        <w:tc>
+          <w:tcPr/>
+          <w:p>
+            <w:pPr>
+              <w:pStyle w:val="Compact"/>
+              <w:jc w:val="left"/>
+            </w:pPr>
+            <w:r>
+              <w:t xml:space="preserve">Abdulsalam</w:t>
+            </w:r>
+          </w:p>
+        </w:tc>
+        <w:tc>
+          <w:tcPr/>
+          <w:p>
+            <w:pPr>
+              <w:pStyle w:val="Compact"/>
+              <w:jc w:val="left"/>
+            </w:pPr>
+            <w:r>
+              <w:t xml:space="preserve">Phase 1 status flips: FR-IDM-001/002 and FR-DOC-001/002/003/006/007</w:t>
+            </w:r>
+            <w:r>
+              <w:t xml:space="preserve"> </w:t>
+            </w:r>
+            <w:r>
+              <w:rPr>
+                <w:iCs/>
+                <w:i/>
+              </w:rPr>
+              <w:t xml:space="preserve">Implemented</w:t>
+            </w:r>
+            <w:r>
+              <w:t xml:space="preserve">, FR-DOC-004</w:t>
+            </w:r>
+            <w:r>
+              <w:t xml:space="preserve"> </w:t>
+            </w:r>
+            <w:r>
+              <w:rPr>
+                <w:iCs/>
+                <w:i/>
+              </w:rPr>
+              <w:t xml:space="preserve">Partly implemented</w:t>
+            </w:r>
+            <w:r>
+              <w:t xml:space="preserve"> </w:t>
+            </w:r>
+            <w:r>
+              <w:t xml:space="preserve">(roadmap step 1.8)</w:t>
             </w:r>
           </w:p>
         </w:tc>
@@ -184,8 +319,8 @@
       </w:pPr>
       <w:r>
         <w:rPr>
+          <w:bCs/>
           <w:b/>
-          <w:bCs/>
         </w:rPr>
         <w:t xml:space="preserve">Status:</w:t>
       </w:r>
@@ -200,8 +335,8 @@
       </w:r>
       <w:r>
         <w:rPr>
+          <w:bCs/>
           <w:b/>
-          <w:bCs/>
         </w:rPr>
         <w:t xml:space="preserve">Structure:</w:t>
       </w:r>
@@ -216,8 +351,8 @@
       </w:r>
       <w:r>
         <w:rPr>
+          <w:bCs/>
           <w:b/>
-          <w:bCs/>
         </w:rPr>
         <w:t xml:space="preserve">Related:</w:t>
       </w:r>
@@ -273,8 +408,8 @@
       </w:r>
       <w:r>
         <w:rPr>
+          <w:iCs/>
           <w:i/>
-          <w:iCs/>
         </w:rPr>
         <w:t xml:space="preserve">shall</w:t>
       </w:r>
@@ -283,8 +418,8 @@
       </w:r>
       <w:r>
         <w:rPr>
+          <w:bCs/>
           <w:b/>
-          <w:bCs/>
         </w:rPr>
         <w:t xml:space="preserve">M</w:t>
       </w:r>
@@ -299,8 +434,8 @@
       </w:r>
       <w:r>
         <w:rPr>
+          <w:bCs/>
           <w:b/>
-          <w:bCs/>
         </w:rPr>
         <w:t xml:space="preserve">S</w:t>
       </w:r>
@@ -315,8 +450,8 @@
       </w:r>
       <w:r>
         <w:rPr>
+          <w:bCs/>
           <w:b/>
-          <w:bCs/>
         </w:rPr>
         <w:t xml:space="preserve">C</w:t>
       </w:r>
@@ -331,8 +466,8 @@
       </w:r>
       <w:r>
         <w:rPr>
+          <w:iCs/>
           <w:i/>
-          <w:iCs/>
         </w:rPr>
         <w:t xml:space="preserve">Planned</w:t>
       </w:r>
@@ -346,7 +481,13 @@
         <w:t xml:space="preserve"> </w:t>
       </w:r>
       <w:r>
-        <w:t xml:space="preserve">“Status”</w:t>
+        <w:t xml:space="preserve">“</w:t>
+      </w:r>
+      <w:r>
+        <w:t xml:space="preserve">Status</w:t>
+      </w:r>
+      <w:r>
+        <w:t xml:space="preserve">”</w:t>
       </w:r>
       <w:r>
         <w:t xml:space="preserve"> </w:t>
@@ -355,8 +496,8 @@
         <w:t xml:space="preserve">column is updated each phase.</w:t>
       </w:r>
     </w:p>
-    <w:bookmarkEnd w:id="9"/>
-    <w:bookmarkStart w:id="14" w:name="introduction"/>
+    <w:bookmarkEnd w:id="20"/>
+    <w:bookmarkStart w:id="25" w:name="introduction"/>
     <w:p>
       <w:pPr>
         <w:pStyle w:val="Heading1"/>
@@ -374,7 +515,7 @@
         <w:t xml:space="preserve">Introduction</w:t>
       </w:r>
     </w:p>
-    <w:bookmarkStart w:id="10" w:name="purpose"/>
+    <w:bookmarkStart w:id="21" w:name="purpose"/>
     <w:p>
       <w:pPr>
         <w:pStyle w:val="Heading2"/>
@@ -406,8 +547,8 @@
         <w:t xml:space="preserve">operator, contributors and testers. It is the reference for acceptance at each roadmap checkpoint.</w:t>
       </w:r>
     </w:p>
-    <w:bookmarkEnd w:id="10"/>
-    <w:bookmarkStart w:id="11" w:name="scope"/>
+    <w:bookmarkEnd w:id="21"/>
+    <w:bookmarkStart w:id="22" w:name="scope"/>
     <w:p>
       <w:pPr>
         <w:pStyle w:val="Heading2"/>
@@ -451,8 +592,8 @@
         <w:t xml:space="preserve">binding here.</w:t>
       </w:r>
     </w:p>
-    <w:bookmarkEnd w:id="11"/>
-    <w:bookmarkStart w:id="12" w:name="definitions-acronyms"/>
+    <w:bookmarkEnd w:id="22"/>
+    <w:bookmarkStart w:id="23" w:name="definitions-acronyms"/>
     <w:p>
       <w:pPr>
         <w:pStyle w:val="Heading2"/>
@@ -482,8 +623,8 @@
       </w:r>
       <w:r>
         <w:rPr>
+          <w:iCs/>
           <w:i/>
-          <w:iCs/>
         </w:rPr>
         <w:t xml:space="preserve">Document</w:t>
       </w:r>
@@ -495,8 +636,8 @@
       </w:r>
       <w:r>
         <w:rPr>
+          <w:iCs/>
           <w:i/>
-          <w:iCs/>
         </w:rPr>
         <w:t xml:space="preserve">Holder</w:t>
       </w:r>
@@ -508,8 +649,8 @@
       </w:r>
       <w:r>
         <w:rPr>
+          <w:iCs/>
           <w:i/>
-          <w:iCs/>
         </w:rPr>
         <w:t xml:space="preserve">Guide</w:t>
       </w:r>
@@ -521,8 +662,8 @@
       </w:r>
       <w:r>
         <w:rPr>
+          <w:iCs/>
           <w:i/>
-          <w:iCs/>
         </w:rPr>
         <w:t xml:space="preserve">Extraction</w:t>
       </w:r>
@@ -534,8 +675,8 @@
       </w:r>
       <w:r>
         <w:rPr>
+          <w:iCs/>
           <w:i/>
-          <w:iCs/>
         </w:rPr>
         <w:t xml:space="preserve">Reminder</w:t>
       </w:r>
@@ -543,8 +684,8 @@
         <w:t xml:space="preserve">.</w:t>
       </w:r>
     </w:p>
-    <w:bookmarkEnd w:id="12"/>
-    <w:bookmarkStart w:id="13" w:name="references"/>
+    <w:bookmarkEnd w:id="23"/>
+    <w:bookmarkStart w:id="24" w:name="references"/>
     <w:p>
       <w:pPr>
         <w:pStyle w:val="Heading2"/>
@@ -564,11 +705,11 @@
     </w:p>
     <w:p>
       <w:pPr>
-        <w:pStyle w:val="Compact"/>
         <w:numPr>
           <w:ilvl w:val="0"/>
           <w:numId w:val="1001"/>
         </w:numPr>
+        <w:pStyle w:val="Compact"/>
       </w:pPr>
       <w:r>
         <w:t xml:space="preserve">Vision &amp; Project Charter v0.1 (</w:t>
@@ -585,11 +726,11 @@
     </w:p>
     <w:p>
       <w:pPr>
-        <w:pStyle w:val="Compact"/>
         <w:numPr>
           <w:ilvl w:val="0"/>
           <w:numId w:val="1001"/>
         </w:numPr>
+        <w:pStyle w:val="Compact"/>
       </w:pPr>
       <w:r>
         <w:rPr>
@@ -606,19 +747,19 @@
     </w:p>
     <w:p>
       <w:pPr>
-        <w:pStyle w:val="Compact"/>
         <w:numPr>
           <w:ilvl w:val="0"/>
           <w:numId w:val="1001"/>
         </w:numPr>
+        <w:pStyle w:val="Compact"/>
       </w:pPr>
       <w:r>
         <w:t xml:space="preserve">IEEE Std 830-1998</w:t>
       </w:r>
     </w:p>
-    <w:bookmarkEnd w:id="13"/>
-    <w:bookmarkEnd w:id="14"/>
-    <w:bookmarkStart w:id="20" w:name="overall-description"/>
+    <w:bookmarkEnd w:id="24"/>
+    <w:bookmarkEnd w:id="25"/>
+    <w:bookmarkStart w:id="31" w:name="overall-description"/>
     <w:p>
       <w:pPr>
         <w:pStyle w:val="Heading1"/>
@@ -636,7 +777,7 @@
         <w:t xml:space="preserve">Overall description</w:t>
       </w:r>
     </w:p>
-    <w:bookmarkStart w:id="15" w:name="product-perspective"/>
+    <w:bookmarkStart w:id="26" w:name="product-perspective"/>
     <w:p>
       <w:pPr>
         <w:pStyle w:val="Heading2"/>
@@ -678,8 +819,8 @@
       </w:r>
       <w:r>
         <w:rPr>
+          <w:bCs/>
           <w:b/>
-          <w:bCs/>
         </w:rPr>
         <w:t xml:space="preserve">Identity</w:t>
       </w:r>
@@ -691,8 +832,8 @@
       </w:r>
       <w:r>
         <w:rPr>
+          <w:bCs/>
           <w:b/>
-          <w:bCs/>
         </w:rPr>
         <w:t xml:space="preserve">Documents</w:t>
       </w:r>
@@ -704,8 +845,8 @@
       </w:r>
       <w:r>
         <w:rPr>
+          <w:bCs/>
           <w:b/>
-          <w:bCs/>
         </w:rPr>
         <w:t xml:space="preserve">Reminders</w:t>
       </w:r>
@@ -717,8 +858,8 @@
       </w:r>
       <w:r>
         <w:rPr>
+          <w:bCs/>
           <w:b/>
-          <w:bCs/>
         </w:rPr>
         <w:t xml:space="preserve">Guides</w:t>
       </w:r>
@@ -730,8 +871,8 @@
       </w:r>
       <w:r>
         <w:rPr>
+          <w:bCs/>
           <w:b/>
-          <w:bCs/>
         </w:rPr>
         <w:t xml:space="preserve">Ai</w:t>
       </w:r>
@@ -743,8 +884,8 @@
       </w:r>
       <w:r>
         <w:rPr>
+          <w:bCs/>
           <w:b/>
-          <w:bCs/>
         </w:rPr>
         <w:t xml:space="preserve">Shared</w:t>
       </w:r>
@@ -758,8 +899,8 @@
         <w:t xml:space="preserve">join each other’s tables.</w:t>
       </w:r>
     </w:p>
-    <w:bookmarkEnd w:id="15"/>
-    <w:bookmarkStart w:id="16" w:name="user-classes"/>
+    <w:bookmarkEnd w:id="26"/>
+    <w:bookmarkStart w:id="27" w:name="user-classes"/>
     <w:p>
       <w:pPr>
         <w:pStyle w:val="Heading2"/>
@@ -781,8 +922,8 @@
       <w:tblPr>
         <w:tblStyle w:val="Table"/>
         <w:tblW w:type="pct" w:w="5000"/>
-        <w:tblLayout w:type="fixed"/>
         <w:tblLook w:firstRow="1" w:lastRow="0" w:firstColumn="0" w:lastColumn="0" w:noHBand="0" w:noVBand="0" w:val="0020"/>
+        <w:jc w:val="start"/>
       </w:tblPr>
       <w:tblGrid>
         <w:gridCol w:w="2640"/>
@@ -791,13 +932,14 @@
       </w:tblGrid>
       <w:tr>
         <w:trPr>
-          <w:tblHeader w:val="on"/>
+          <w:tblHeader w:val="true"/>
         </w:trPr>
         <w:tc>
           <w:tcPr/>
           <w:p>
             <w:pPr>
               <w:pStyle w:val="Compact"/>
+              <w:jc w:val="left"/>
             </w:pPr>
             <w:r>
               <w:t xml:space="preserve">Actor</w:t>
@@ -809,6 +951,7 @@
           <w:p>
             <w:pPr>
               <w:pStyle w:val="Compact"/>
+              <w:jc w:val="left"/>
             </w:pPr>
             <w:r>
               <w:t xml:space="preserve">Description</w:t>
@@ -820,6 +963,7 @@
           <w:p>
             <w:pPr>
               <w:pStyle w:val="Compact"/>
+              <w:jc w:val="left"/>
             </w:pPr>
             <w:r>
               <w:t xml:space="preserve">Typical device</w:t>
@@ -833,6 +977,7 @@
           <w:p>
             <w:pPr>
               <w:pStyle w:val="Compact"/>
+              <w:jc w:val="left"/>
             </w:pPr>
             <w:r>
               <w:t xml:space="preserve">Resident</w:t>
@@ -844,6 +989,7 @@
           <w:p>
             <w:pPr>
               <w:pStyle w:val="Compact"/>
+              <w:jc w:val="left"/>
             </w:pPr>
             <w:r>
               <w:t xml:space="preserve">Registered user managing their own documents</w:t>
@@ -855,6 +1001,7 @@
           <w:p>
             <w:pPr>
               <w:pStyle w:val="Compact"/>
+              <w:jc w:val="left"/>
             </w:pPr>
             <w:r>
               <w:t xml:space="preserve">Mobile app, web</w:t>
@@ -868,6 +1015,7 @@
           <w:p>
             <w:pPr>
               <w:pStyle w:val="Compact"/>
+              <w:jc w:val="left"/>
             </w:pPr>
             <w:r>
               <w:t xml:space="preserve">Family manager</w:t>
@@ -879,6 +1027,7 @@
           <w:p>
             <w:pPr>
               <w:pStyle w:val="Compact"/>
+              <w:jc w:val="left"/>
             </w:pPr>
             <w:r>
               <w:t xml:space="preserve">Resident who also manages holders (dependants)</w:t>
@@ -890,6 +1039,7 @@
           <w:p>
             <w:pPr>
               <w:pStyle w:val="Compact"/>
+              <w:jc w:val="left"/>
             </w:pPr>
             <w:r>
               <w:t xml:space="preserve">Mobile app, web</w:t>
@@ -903,6 +1053,7 @@
           <w:p>
             <w:pPr>
               <w:pStyle w:val="Compact"/>
+              <w:jc w:val="left"/>
             </w:pPr>
             <w:r>
               <w:t xml:space="preserve">Admin</w:t>
@@ -914,6 +1065,7 @@
           <w:p>
             <w:pPr>
               <w:pStyle w:val="Compact"/>
+              <w:jc w:val="left"/>
             </w:pPr>
             <w:r>
               <w:t xml:space="preserve">The operator; curates guides, monitors AI and usage</w:t>
@@ -925,6 +1077,7 @@
           <w:p>
             <w:pPr>
               <w:pStyle w:val="Compact"/>
+              <w:jc w:val="left"/>
             </w:pPr>
             <w:r>
               <w:t xml:space="preserve">Admin web app</w:t>
@@ -938,6 +1091,7 @@
           <w:p>
             <w:pPr>
               <w:pStyle w:val="Compact"/>
+              <w:jc w:val="left"/>
             </w:pPr>
             <w:r>
               <w:t xml:space="preserve">System</w:t>
@@ -949,6 +1103,7 @@
           <w:p>
             <w:pPr>
               <w:pStyle w:val="Compact"/>
+              <w:jc w:val="left"/>
             </w:pPr>
             <w:r>
               <w:t xml:space="preserve">Scheduled jobs (reminder run, OCR queue, re-embedding)</w:t>
@@ -960,6 +1115,7 @@
           <w:p>
             <w:pPr>
               <w:pStyle w:val="Compact"/>
+              <w:jc w:val="left"/>
             </w:pPr>
             <w:r>
               <w:t xml:space="preserve">Server</w:t>
@@ -968,8 +1124,8 @@
         </w:tc>
       </w:tr>
     </w:tbl>
-    <w:bookmarkEnd w:id="16"/>
-    <w:bookmarkStart w:id="17" w:name="operating-environment"/>
+    <w:bookmarkEnd w:id="27"/>
+    <w:bookmarkStart w:id="28" w:name="operating-environment"/>
     <w:p>
       <w:pPr>
         <w:pStyle w:val="Heading2"/>
@@ -1001,8 +1157,8 @@
         <w:t xml:space="preserve">browsers (last 2 versions), Android 10+ / iOS 15+.</w:t>
       </w:r>
     </w:p>
-    <w:bookmarkEnd w:id="17"/>
-    <w:bookmarkStart w:id="18" w:name="constraints"/>
+    <w:bookmarkEnd w:id="28"/>
+    <w:bookmarkStart w:id="29" w:name="constraints"/>
     <w:p>
       <w:pPr>
         <w:pStyle w:val="Heading2"/>
@@ -1022,11 +1178,11 @@
     </w:p>
     <w:p>
       <w:pPr>
-        <w:pStyle w:val="Compact"/>
         <w:numPr>
           <w:ilvl w:val="0"/>
           <w:numId w:val="1002"/>
         </w:numPr>
+        <w:pStyle w:val="Compact"/>
       </w:pPr>
       <w:r>
         <w:t xml:space="preserve">C1 Personal data (document images, extracted fields) shall never leave the server to a cloud AI (Vision P1/N5).</w:t>
@@ -1034,11 +1190,11 @@
     </w:p>
     <w:p>
       <w:pPr>
-        <w:pStyle w:val="Compact"/>
         <w:numPr>
           <w:ilvl w:val="0"/>
           <w:numId w:val="1002"/>
         </w:numPr>
+        <w:pStyle w:val="Compact"/>
       </w:pPr>
       <w:r>
         <w:t xml:space="preserve">C2 Infrastructure cost shall stay under USD 20/month (Vision P4).</w:t>
@@ -1046,11 +1202,11 @@
     </w:p>
     <w:p>
       <w:pPr>
-        <w:pStyle w:val="Compact"/>
         <w:numPr>
           <w:ilvl w:val="0"/>
           <w:numId w:val="1002"/>
         </w:numPr>
+        <w:pStyle w:val="Compact"/>
       </w:pPr>
       <w:r>
         <w:t xml:space="preserve">C3 Open-source components only; no paid licences.</w:t>
@@ -1058,18 +1214,18 @@
     </w:p>
     <w:p>
       <w:pPr>
-        <w:pStyle w:val="Compact"/>
         <w:numPr>
           <w:ilvl w:val="0"/>
           <w:numId w:val="1002"/>
         </w:numPr>
+        <w:pStyle w:val="Compact"/>
       </w:pPr>
       <w:r>
         <w:t xml:space="preserve">C4 All UI text shall be available in Arabic and English with RTL-safe layout.</w:t>
       </w:r>
     </w:p>
-    <w:bookmarkEnd w:id="18"/>
-    <w:bookmarkStart w:id="19" w:name="assumptions-and-dependencies"/>
+    <w:bookmarkEnd w:id="29"/>
+    <w:bookmarkStart w:id="30" w:name="assumptions-and-dependencies"/>
     <w:p>
       <w:pPr>
         <w:pStyle w:val="Heading2"/>
@@ -1089,11 +1245,11 @@
     </w:p>
     <w:p>
       <w:pPr>
-        <w:pStyle w:val="Compact"/>
         <w:numPr>
           <w:ilvl w:val="0"/>
           <w:numId w:val="1003"/>
         </w:numPr>
+        <w:pStyle w:val="Compact"/>
       </w:pPr>
       <w:r>
         <w:t xml:space="preserve">A1 Users can photograph documents with a phone camera.</w:t>
@@ -1101,11 +1257,11 @@
     </w:p>
     <w:p>
       <w:pPr>
-        <w:pStyle w:val="Compact"/>
         <w:numPr>
           <w:ilvl w:val="0"/>
           <w:numId w:val="1003"/>
         </w:numPr>
+        <w:pStyle w:val="Compact"/>
       </w:pPr>
       <w:r>
         <w:t xml:space="preserve">A2 A 7B local model plus Tesseract is sufficient for v1 extraction quality (Vision R1).</w:t>
@@ -1113,19 +1269,19 @@
     </w:p>
     <w:p>
       <w:pPr>
-        <w:pStyle w:val="Compact"/>
         <w:numPr>
           <w:ilvl w:val="0"/>
           <w:numId w:val="1003"/>
         </w:numPr>
+        <w:pStyle w:val="Compact"/>
       </w:pPr>
       <w:r>
         <w:t xml:space="preserve">A3 Push notifications depend on Firebase Cloud Messaging (free tier, no personal data in payload).</w:t>
       </w:r>
     </w:p>
-    <w:bookmarkEnd w:id="19"/>
-    <w:bookmarkEnd w:id="20"/>
-    <w:bookmarkStart w:id="27" w:name="use-cases"/>
+    <w:bookmarkEnd w:id="30"/>
+    <w:bookmarkEnd w:id="31"/>
+    <w:bookmarkStart w:id="38" w:name="use-cases"/>
     <w:p>
       <w:pPr>
         <w:pStyle w:val="Heading1"/>
@@ -1143,7 +1299,7 @@
         <w:t xml:space="preserve">Use cases</w:t>
       </w:r>
     </w:p>
-    <w:bookmarkStart w:id="21" w:name="uc-01-add-a-document"/>
+    <w:bookmarkStart w:id="32" w:name="uc-01-add-a-document"/>
     <w:p>
       <w:pPr>
         <w:pStyle w:val="Heading2"/>
@@ -1165,8 +1321,8 @@
       <w:tblPr>
         <w:tblStyle w:val="Table"/>
         <w:tblW w:type="pct" w:w="5000"/>
-        <w:tblLayout w:type="fixed"/>
         <w:tblLook w:firstRow="1" w:lastRow="0" w:firstColumn="0" w:lastColumn="0" w:noHBand="0" w:noVBand="0" w:val="0020"/>
+        <w:jc w:val="start"/>
       </w:tblPr>
       <w:tblGrid>
         <w:gridCol w:w="3960"/>
@@ -1174,13 +1330,14 @@
       </w:tblGrid>
       <w:tr>
         <w:trPr>
-          <w:tblHeader w:val="on"/>
+          <w:tblHeader w:val="true"/>
         </w:trPr>
         <w:tc>
           <w:tcPr/>
           <w:p>
             <w:pPr>
               <w:pStyle w:val="Compact"/>
+              <w:jc w:val="left"/>
             </w:pPr>
             <w:r>
               <w:t xml:space="preserve">Field</w:t>
@@ -1192,6 +1349,7 @@
           <w:p>
             <w:pPr>
               <w:pStyle w:val="Compact"/>
+              <w:jc w:val="left"/>
             </w:pPr>
             <w:r>
               <w:t xml:space="preserve">Content</w:t>
@@ -1205,6 +1363,7 @@
           <w:p>
             <w:pPr>
               <w:pStyle w:val="Compact"/>
+              <w:jc w:val="left"/>
             </w:pPr>
             <w:r>
               <w:t xml:space="preserve">Actor</w:t>
@@ -1216,6 +1375,7 @@
           <w:p>
             <w:pPr>
               <w:pStyle w:val="Compact"/>
+              <w:jc w:val="left"/>
             </w:pPr>
             <w:r>
               <w:t xml:space="preserve">Resident, Family manager</w:t>
@@ -1229,6 +1389,7 @@
           <w:p>
             <w:pPr>
               <w:pStyle w:val="Compact"/>
+              <w:jc w:val="left"/>
             </w:pPr>
             <w:r>
               <w:t xml:space="preserve">Source</w:t>
@@ -1240,6 +1401,7 @@
           <w:p>
             <w:pPr>
               <w:pStyle w:val="Compact"/>
+              <w:jc w:val="left"/>
             </w:pPr>
             <w:r>
               <w:t xml:space="preserve">Vision S1</w:t>
@@ -1253,6 +1415,7 @@
           <w:p>
             <w:pPr>
               <w:pStyle w:val="Compact"/>
+              <w:jc w:val="left"/>
             </w:pPr>
             <w:r>
               <w:t xml:space="preserve">Preconditions</w:t>
@@ -1264,6 +1427,7 @@
           <w:p>
             <w:pPr>
               <w:pStyle w:val="Compact"/>
+              <w:jc w:val="left"/>
             </w:pPr>
             <w:r>
               <w:t xml:space="preserve">User is authenticated; at least one holder exists (self by default)</w:t>
@@ -1277,6 +1441,7 @@
           <w:p>
             <w:pPr>
               <w:pStyle w:val="Compact"/>
+              <w:jc w:val="left"/>
             </w:pPr>
             <w:r>
               <w:t xml:space="preserve">Main flow</w:t>
@@ -1288,6 +1453,7 @@
           <w:p>
             <w:pPr>
               <w:pStyle w:val="Compact"/>
+              <w:jc w:val="left"/>
             </w:pPr>
             <w:r>
               <w:t xml:space="preserve">1. User chooses photo / PDF / manual. 2. For photo/PDF the system runs OCR and AI extraction and shows proposed fields (type, holder, number, issue date, expiry date) with confidence. 3. User edits/confirms. 4. System validates and saves the document and its attachment.</w:t>
@@ -1301,6 +1467,7 @@
           <w:p>
             <w:pPr>
               <w:pStyle w:val="Compact"/>
+              <w:jc w:val="left"/>
             </w:pPr>
             <w:r>
               <w:t xml:space="preserve">Alternative</w:t>
@@ -1312,6 +1479,7 @@
           <w:p>
             <w:pPr>
               <w:pStyle w:val="Compact"/>
+              <w:jc w:val="left"/>
             </w:pPr>
             <w:r>
               <w:t xml:space="preserve">2a. Extraction fails or confidence is below threshold → the form opens empty with the image beside it.</w:t>
@@ -1325,6 +1493,7 @@
           <w:p>
             <w:pPr>
               <w:pStyle w:val="Compact"/>
+              <w:jc w:val="left"/>
             </w:pPr>
             <w:r>
               <w:t xml:space="preserve">Postconditions</w:t>
@@ -1336,6 +1505,7 @@
           <w:p>
             <w:pPr>
               <w:pStyle w:val="Compact"/>
+              <w:jc w:val="left"/>
             </w:pPr>
             <w:r>
               <w:t xml:space="preserve">Document stored with status</w:t>
@@ -1345,8 +1515,8 @@
             </w:r>
             <w:r>
               <w:rPr>
+                <w:iCs/>
                 <w:i/>
-                <w:iCs/>
               </w:rPr>
               <w:t xml:space="preserve">Active</w:t>
             </w:r>
@@ -1357,8 +1527,8 @@
         </w:tc>
       </w:tr>
     </w:tbl>
-    <w:bookmarkEnd w:id="21"/>
-    <w:bookmarkStart w:id="22" w:name="uc-02-see-expiries-and-receive-reminders"/>
+    <w:bookmarkEnd w:id="32"/>
+    <w:bookmarkStart w:id="33" w:name="uc-02-see-expiries-and-receive-reminders"/>
     <w:p>
       <w:pPr>
         <w:pStyle w:val="Heading2"/>
@@ -1380,8 +1550,8 @@
       <w:tblPr>
         <w:tblStyle w:val="Table"/>
         <w:tblW w:type="pct" w:w="5000"/>
-        <w:tblLayout w:type="fixed"/>
         <w:tblLook w:firstRow="1" w:lastRow="0" w:firstColumn="0" w:lastColumn="0" w:noHBand="0" w:noVBand="0" w:val="0020"/>
+        <w:jc w:val="start"/>
       </w:tblPr>
       <w:tblGrid>
         <w:gridCol w:w="3960"/>
@@ -1389,13 +1559,14 @@
       </w:tblGrid>
       <w:tr>
         <w:trPr>
-          <w:tblHeader w:val="on"/>
+          <w:tblHeader w:val="true"/>
         </w:trPr>
         <w:tc>
           <w:tcPr/>
           <w:p>
             <w:pPr>
               <w:pStyle w:val="Compact"/>
+              <w:jc w:val="left"/>
             </w:pPr>
             <w:r>
               <w:t xml:space="preserve">Field</w:t>
@@ -1407,6 +1578,7 @@
           <w:p>
             <w:pPr>
               <w:pStyle w:val="Compact"/>
+              <w:jc w:val="left"/>
             </w:pPr>
             <w:r>
               <w:t xml:space="preserve">Content</w:t>
@@ -1420,6 +1592,7 @@
           <w:p>
             <w:pPr>
               <w:pStyle w:val="Compact"/>
+              <w:jc w:val="left"/>
             </w:pPr>
             <w:r>
               <w:t xml:space="preserve">Actor</w:t>
@@ -1431,6 +1604,7 @@
           <w:p>
             <w:pPr>
               <w:pStyle w:val="Compact"/>
+              <w:jc w:val="left"/>
             </w:pPr>
             <w:r>
               <w:t xml:space="preserve">Resident, Family manager, System</w:t>
@@ -1444,6 +1618,7 @@
           <w:p>
             <w:pPr>
               <w:pStyle w:val="Compact"/>
+              <w:jc w:val="left"/>
             </w:pPr>
             <w:r>
               <w:t xml:space="preserve">Source</w:t>
@@ -1455,6 +1630,7 @@
           <w:p>
             <w:pPr>
               <w:pStyle w:val="Compact"/>
+              <w:jc w:val="left"/>
             </w:pPr>
             <w:r>
               <w:t xml:space="preserve">Vision S2</w:t>
@@ -1468,6 +1644,7 @@
           <w:p>
             <w:pPr>
               <w:pStyle w:val="Compact"/>
+              <w:jc w:val="left"/>
             </w:pPr>
             <w:r>
               <w:t xml:space="preserve">Preconditions</w:t>
@@ -1479,6 +1656,7 @@
           <w:p>
             <w:pPr>
               <w:pStyle w:val="Compact"/>
+              <w:jc w:val="left"/>
             </w:pPr>
             <w:r>
               <w:t xml:space="preserve">At least one document with an expiry date</w:t>
@@ -1492,6 +1670,7 @@
           <w:p>
             <w:pPr>
               <w:pStyle w:val="Compact"/>
+              <w:jc w:val="left"/>
             </w:pPr>
             <w:r>
               <w:t xml:space="preserve">Main flow</w:t>
@@ -1503,6 +1682,7 @@
           <w:p>
             <w:pPr>
               <w:pStyle w:val="Compact"/>
+              <w:jc w:val="left"/>
             </w:pPr>
             <w:r>
               <w:t xml:space="preserve">1. User opens the timeline sorted by expiry. 2. Nightly, the system computes due reminders per the user’s rule (default 90/30/7/1 days). 3. Reminders are delivered by push and/or email. 4. User marks a document as renewed → new expiry, reminders rescheduled.</w:t>
@@ -1516,6 +1696,7 @@
           <w:p>
             <w:pPr>
               <w:pStyle w:val="Compact"/>
+              <w:jc w:val="left"/>
             </w:pPr>
             <w:r>
               <w:t xml:space="preserve">Alternative</w:t>
@@ -1527,6 +1708,7 @@
           <w:p>
             <w:pPr>
               <w:pStyle w:val="Compact"/>
+              <w:jc w:val="left"/>
             </w:pPr>
             <w:r>
               <w:t xml:space="preserve">3a. Delivery fails → retried, then logged as failed and shown in-app.</w:t>
@@ -1540,6 +1722,7 @@
           <w:p>
             <w:pPr>
               <w:pStyle w:val="Compact"/>
+              <w:jc w:val="left"/>
             </w:pPr>
             <w:r>
               <w:t xml:space="preserve">Postconditions</w:t>
@@ -1551,6 +1734,7 @@
           <w:p>
             <w:pPr>
               <w:pStyle w:val="Compact"/>
+              <w:jc w:val="left"/>
             </w:pPr>
             <w:r>
               <w:t xml:space="preserve">Delivery log entry per reminder; no duplicate delivery for the same reminder.</w:t>
@@ -1559,8 +1743,8 @@
         </w:tc>
       </w:tr>
     </w:tbl>
-    <w:bookmarkEnd w:id="22"/>
-    <w:bookmarkStart w:id="23" w:name="uc-03-ask-how-to-renew"/>
+    <w:bookmarkEnd w:id="33"/>
+    <w:bookmarkStart w:id="34" w:name="uc-03-ask-how-to-renew"/>
     <w:p>
       <w:pPr>
         <w:pStyle w:val="Heading2"/>
@@ -1582,8 +1766,8 @@
       <w:tblPr>
         <w:tblStyle w:val="Table"/>
         <w:tblW w:type="pct" w:w="5000"/>
-        <w:tblLayout w:type="fixed"/>
         <w:tblLook w:firstRow="1" w:lastRow="0" w:firstColumn="0" w:lastColumn="0" w:noHBand="0" w:noVBand="0" w:val="0020"/>
+        <w:jc w:val="start"/>
       </w:tblPr>
       <w:tblGrid>
         <w:gridCol w:w="3960"/>
@@ -1591,13 +1775,14 @@
       </w:tblGrid>
       <w:tr>
         <w:trPr>
-          <w:tblHeader w:val="on"/>
+          <w:tblHeader w:val="true"/>
         </w:trPr>
         <w:tc>
           <w:tcPr/>
           <w:p>
             <w:pPr>
               <w:pStyle w:val="Compact"/>
+              <w:jc w:val="left"/>
             </w:pPr>
             <w:r>
               <w:t xml:space="preserve">Field</w:t>
@@ -1609,6 +1794,7 @@
           <w:p>
             <w:pPr>
               <w:pStyle w:val="Compact"/>
+              <w:jc w:val="left"/>
             </w:pPr>
             <w:r>
               <w:t xml:space="preserve">Content</w:t>
@@ -1622,6 +1808,7 @@
           <w:p>
             <w:pPr>
               <w:pStyle w:val="Compact"/>
+              <w:jc w:val="left"/>
             </w:pPr>
             <w:r>
               <w:t xml:space="preserve">Actor</w:t>
@@ -1633,6 +1820,7 @@
           <w:p>
             <w:pPr>
               <w:pStyle w:val="Compact"/>
+              <w:jc w:val="left"/>
             </w:pPr>
             <w:r>
               <w:t xml:space="preserve">Resident</w:t>
@@ -1646,6 +1834,7 @@
           <w:p>
             <w:pPr>
               <w:pStyle w:val="Compact"/>
+              <w:jc w:val="left"/>
             </w:pPr>
             <w:r>
               <w:t xml:space="preserve">Source</w:t>
@@ -1657,6 +1846,7 @@
           <w:p>
             <w:pPr>
               <w:pStyle w:val="Compact"/>
+              <w:jc w:val="left"/>
             </w:pPr>
             <w:r>
               <w:t xml:space="preserve">Vision S3</w:t>
@@ -1670,6 +1860,7 @@
           <w:p>
             <w:pPr>
               <w:pStyle w:val="Compact"/>
+              <w:jc w:val="left"/>
             </w:pPr>
             <w:r>
               <w:t xml:space="preserve">Preconditions</w:t>
@@ -1681,6 +1872,7 @@
           <w:p>
             <w:pPr>
               <w:pStyle w:val="Compact"/>
+              <w:jc w:val="left"/>
             </w:pPr>
             <w:r>
               <w:t xml:space="preserve">A published guide matching the question exists</w:t>
@@ -1694,6 +1886,7 @@
           <w:p>
             <w:pPr>
               <w:pStyle w:val="Compact"/>
+              <w:jc w:val="left"/>
             </w:pPr>
             <w:r>
               <w:t xml:space="preserve">Main flow</w:t>
@@ -1705,6 +1898,7 @@
           <w:p>
             <w:pPr>
               <w:pStyle w:val="Compact"/>
+              <w:jc w:val="left"/>
             </w:pPr>
             <w:r>
               <w:t xml:space="preserve">1. User asks in Arabic or English (free text or from a document’s page). 2. System retrieves relevant guide chunks and answers with citations and the guide’s</w:t>
@@ -1714,8 +1908,8 @@
             </w:r>
             <w:r>
               <w:rPr>
+                <w:iCs/>
                 <w:i/>
-                <w:iCs/>
               </w:rPr>
               <w:t xml:space="preserve">last verified</w:t>
             </w:r>
@@ -1734,6 +1928,7 @@
           <w:p>
             <w:pPr>
               <w:pStyle w:val="Compact"/>
+              <w:jc w:val="left"/>
             </w:pPr>
             <w:r>
               <w:t xml:space="preserve">Alternative</w:t>
@@ -1745,6 +1940,7 @@
           <w:p>
             <w:pPr>
               <w:pStyle w:val="Compact"/>
+              <w:jc w:val="left"/>
             </w:pPr>
             <w:r>
               <w:t xml:space="preserve">2a. No relevant guide → the system says it has no verified guide and offers the guide list. It shall not answer from model knowledge alone.</w:t>
@@ -1758,6 +1954,7 @@
           <w:p>
             <w:pPr>
               <w:pStyle w:val="Compact"/>
+              <w:jc w:val="left"/>
             </w:pPr>
             <w:r>
               <w:t xml:space="preserve">Postconditions</w:t>
@@ -1769,6 +1966,7 @@
           <w:p>
             <w:pPr>
               <w:pStyle w:val="Compact"/>
+              <w:jc w:val="left"/>
             </w:pPr>
             <w:r>
               <w:t xml:space="preserve">Question, cited guide versions and usage recorded in</w:t>
@@ -1789,8 +1987,8 @@
         </w:tc>
       </w:tr>
     </w:tbl>
-    <w:bookmarkEnd w:id="23"/>
-    <w:bookmarkStart w:id="24" w:name="X5b628e3e296de47c804b4f6581f7602f67f3d08"/>
+    <w:bookmarkEnd w:id="34"/>
+    <w:bookmarkStart w:id="35" w:name="X5b628e3e296de47c804b4f6581f7602f67f3d08"/>
     <w:p>
       <w:pPr>
         <w:pStyle w:val="Heading2"/>
@@ -1812,8 +2010,8 @@
       <w:tblPr>
         <w:tblStyle w:val="Table"/>
         <w:tblW w:type="pct" w:w="5000"/>
-        <w:tblLayout w:type="fixed"/>
         <w:tblLook w:firstRow="1" w:lastRow="0" w:firstColumn="0" w:lastColumn="0" w:noHBand="0" w:noVBand="0" w:val="0020"/>
+        <w:jc w:val="start"/>
       </w:tblPr>
       <w:tblGrid>
         <w:gridCol w:w="3960"/>
@@ -1821,13 +2019,14 @@
       </w:tblGrid>
       <w:tr>
         <w:trPr>
-          <w:tblHeader w:val="on"/>
+          <w:tblHeader w:val="true"/>
         </w:trPr>
         <w:tc>
           <w:tcPr/>
           <w:p>
             <w:pPr>
               <w:pStyle w:val="Compact"/>
+              <w:jc w:val="left"/>
             </w:pPr>
             <w:r>
               <w:t xml:space="preserve">Field</w:t>
@@ -1839,6 +2038,7 @@
           <w:p>
             <w:pPr>
               <w:pStyle w:val="Compact"/>
+              <w:jc w:val="left"/>
             </w:pPr>
             <w:r>
               <w:t xml:space="preserve">Content</w:t>
@@ -1852,6 +2052,7 @@
           <w:p>
             <w:pPr>
               <w:pStyle w:val="Compact"/>
+              <w:jc w:val="left"/>
             </w:pPr>
             <w:r>
               <w:t xml:space="preserve">Actor</w:t>
@@ -1863,6 +2064,7 @@
           <w:p>
             <w:pPr>
               <w:pStyle w:val="Compact"/>
+              <w:jc w:val="left"/>
             </w:pPr>
             <w:r>
               <w:t xml:space="preserve">Family manager</w:t>
@@ -1876,6 +2078,7 @@
           <w:p>
             <w:pPr>
               <w:pStyle w:val="Compact"/>
+              <w:jc w:val="left"/>
             </w:pPr>
             <w:r>
               <w:t xml:space="preserve">Source</w:t>
@@ -1887,6 +2090,7 @@
           <w:p>
             <w:pPr>
               <w:pStyle w:val="Compact"/>
+              <w:jc w:val="left"/>
             </w:pPr>
             <w:r>
               <w:t xml:space="preserve">Vision S4</w:t>
@@ -1900,6 +2104,7 @@
           <w:p>
             <w:pPr>
               <w:pStyle w:val="Compact"/>
+              <w:jc w:val="left"/>
             </w:pPr>
             <w:r>
               <w:t xml:space="preserve">Preconditions</w:t>
@@ -1911,6 +2116,7 @@
           <w:p>
             <w:pPr>
               <w:pStyle w:val="Compact"/>
+              <w:jc w:val="left"/>
             </w:pPr>
             <w:r>
               <w:t xml:space="preserve">Authenticated</w:t>
@@ -1924,6 +2130,7 @@
           <w:p>
             <w:pPr>
               <w:pStyle w:val="Compact"/>
+              <w:jc w:val="left"/>
             </w:pPr>
             <w:r>
               <w:t xml:space="preserve">Main flow</w:t>
@@ -1935,6 +2142,7 @@
           <w:p>
             <w:pPr>
               <w:pStyle w:val="Compact"/>
+              <w:jc w:val="left"/>
             </w:pPr>
             <w:r>
               <w:t xml:space="preserve">1. User adds a holder (name, relation, optional birth date). 2. Documents are added for that holder (UC-01). 3. User creates a temporary share link for one document (lifetime ≤ 7 days, revocable).</w:t>
@@ -1948,6 +2156,7 @@
           <w:p>
             <w:pPr>
               <w:pStyle w:val="Compact"/>
+              <w:jc w:val="left"/>
             </w:pPr>
             <w:r>
               <w:t xml:space="preserve">Postconditions</w:t>
@@ -1959,6 +2168,7 @@
           <w:p>
             <w:pPr>
               <w:pStyle w:val="Compact"/>
+              <w:jc w:val="left"/>
             </w:pPr>
             <w:r>
               <w:t xml:space="preserve">Holder and documents visible only to the owning user; share link logged with expiry.</w:t>
@@ -1967,8 +2177,8 @@
         </w:tc>
       </w:tr>
     </w:tbl>
-    <w:bookmarkEnd w:id="24"/>
-    <w:bookmarkStart w:id="25" w:name="uc-05-export-or-delete-my-data"/>
+    <w:bookmarkEnd w:id="35"/>
+    <w:bookmarkStart w:id="36" w:name="uc-05-export-or-delete-my-data"/>
     <w:p>
       <w:pPr>
         <w:pStyle w:val="Heading2"/>
@@ -1990,8 +2200,8 @@
       <w:tblPr>
         <w:tblStyle w:val="Table"/>
         <w:tblW w:type="pct" w:w="5000"/>
-        <w:tblLayout w:type="fixed"/>
         <w:tblLook w:firstRow="1" w:lastRow="0" w:firstColumn="0" w:lastColumn="0" w:noHBand="0" w:noVBand="0" w:val="0020"/>
+        <w:jc w:val="start"/>
       </w:tblPr>
       <w:tblGrid>
         <w:gridCol w:w="3960"/>
@@ -1999,13 +2209,14 @@
       </w:tblGrid>
       <w:tr>
         <w:trPr>
-          <w:tblHeader w:val="on"/>
+          <w:tblHeader w:val="true"/>
         </w:trPr>
         <w:tc>
           <w:tcPr/>
           <w:p>
             <w:pPr>
               <w:pStyle w:val="Compact"/>
+              <w:jc w:val="left"/>
             </w:pPr>
             <w:r>
               <w:t xml:space="preserve">Field</w:t>
@@ -2017,6 +2228,7 @@
           <w:p>
             <w:pPr>
               <w:pStyle w:val="Compact"/>
+              <w:jc w:val="left"/>
             </w:pPr>
             <w:r>
               <w:t xml:space="preserve">Content</w:t>
@@ -2030,6 +2242,7 @@
           <w:p>
             <w:pPr>
               <w:pStyle w:val="Compact"/>
+              <w:jc w:val="left"/>
             </w:pPr>
             <w:r>
               <w:t xml:space="preserve">Actor</w:t>
@@ -2041,6 +2254,7 @@
           <w:p>
             <w:pPr>
               <w:pStyle w:val="Compact"/>
+              <w:jc w:val="left"/>
             </w:pPr>
             <w:r>
               <w:t xml:space="preserve">Resident</w:t>
@@ -2054,6 +2268,7 @@
           <w:p>
             <w:pPr>
               <w:pStyle w:val="Compact"/>
+              <w:jc w:val="left"/>
             </w:pPr>
             <w:r>
               <w:t xml:space="preserve">Source</w:t>
@@ -2065,6 +2280,7 @@
           <w:p>
             <w:pPr>
               <w:pStyle w:val="Compact"/>
+              <w:jc w:val="left"/>
             </w:pPr>
             <w:r>
               <w:t xml:space="preserve">Vision S5</w:t>
@@ -2078,6 +2294,7 @@
           <w:p>
             <w:pPr>
               <w:pStyle w:val="Compact"/>
+              <w:jc w:val="left"/>
             </w:pPr>
             <w:r>
               <w:t xml:space="preserve">Preconditions</w:t>
@@ -2089,6 +2306,7 @@
           <w:p>
             <w:pPr>
               <w:pStyle w:val="Compact"/>
+              <w:jc w:val="left"/>
             </w:pPr>
             <w:r>
               <w:t xml:space="preserve">Authenticated; re-authentication for delete</w:t>
@@ -2102,6 +2320,7 @@
           <w:p>
             <w:pPr>
               <w:pStyle w:val="Compact"/>
+              <w:jc w:val="left"/>
             </w:pPr>
             <w:r>
               <w:t xml:space="preserve">Main flow</w:t>
@@ -2113,6 +2332,7 @@
           <w:p>
             <w:pPr>
               <w:pStyle w:val="Compact"/>
+              <w:jc w:val="left"/>
             </w:pPr>
             <w:r>
               <w:t xml:space="preserve">1. User requests export → system produces a ZIP (JSON + files) within 24 h and notifies. 2. User requests deletion → account and all data are deleted after a 7-day grace period.</w:t>
@@ -2126,6 +2346,7 @@
           <w:p>
             <w:pPr>
               <w:pStyle w:val="Compact"/>
+              <w:jc w:val="left"/>
             </w:pPr>
             <w:r>
               <w:t xml:space="preserve">Postconditions</w:t>
@@ -2137,6 +2358,7 @@
           <w:p>
             <w:pPr>
               <w:pStyle w:val="Compact"/>
+              <w:jc w:val="left"/>
             </w:pPr>
             <w:r>
               <w:t xml:space="preserve">Export logged; after deletion no personal data remains except aggregate usage counters.</w:t>
@@ -2145,8 +2367,8 @@
         </w:tc>
       </w:tr>
     </w:tbl>
-    <w:bookmarkEnd w:id="25"/>
-    <w:bookmarkStart w:id="26" w:name="X0a01996113984e85aaf39495e0f8923938b171b"/>
+    <w:bookmarkEnd w:id="36"/>
+    <w:bookmarkStart w:id="37" w:name="X0a01996113984e85aaf39495e0f8923938b171b"/>
     <w:p>
       <w:pPr>
         <w:pStyle w:val="Heading2"/>
@@ -2168,8 +2390,8 @@
       <w:tblPr>
         <w:tblStyle w:val="Table"/>
         <w:tblW w:type="pct" w:w="5000"/>
-        <w:tblLayout w:type="fixed"/>
         <w:tblLook w:firstRow="1" w:lastRow="0" w:firstColumn="0" w:lastColumn="0" w:noHBand="0" w:noVBand="0" w:val="0020"/>
+        <w:jc w:val="start"/>
       </w:tblPr>
       <w:tblGrid>
         <w:gridCol w:w="3960"/>
@@ -2177,13 +2399,14 @@
       </w:tblGrid>
       <w:tr>
         <w:trPr>
-          <w:tblHeader w:val="on"/>
+          <w:tblHeader w:val="true"/>
         </w:trPr>
         <w:tc>
           <w:tcPr/>
           <w:p>
             <w:pPr>
               <w:pStyle w:val="Compact"/>
+              <w:jc w:val="left"/>
             </w:pPr>
             <w:r>
               <w:t xml:space="preserve">Field</w:t>
@@ -2195,6 +2418,7 @@
           <w:p>
             <w:pPr>
               <w:pStyle w:val="Compact"/>
+              <w:jc w:val="left"/>
             </w:pPr>
             <w:r>
               <w:t xml:space="preserve">Content</w:t>
@@ -2208,6 +2432,7 @@
           <w:p>
             <w:pPr>
               <w:pStyle w:val="Compact"/>
+              <w:jc w:val="left"/>
             </w:pPr>
             <w:r>
               <w:t xml:space="preserve">Actor</w:t>
@@ -2219,6 +2444,7 @@
           <w:p>
             <w:pPr>
               <w:pStyle w:val="Compact"/>
+              <w:jc w:val="left"/>
             </w:pPr>
             <w:r>
               <w:t xml:space="preserve">Admin</w:t>
@@ -2232,6 +2458,7 @@
           <w:p>
             <w:pPr>
               <w:pStyle w:val="Compact"/>
+              <w:jc w:val="left"/>
             </w:pPr>
             <w:r>
               <w:t xml:space="preserve">Source</w:t>
@@ -2243,6 +2470,7 @@
           <w:p>
             <w:pPr>
               <w:pStyle w:val="Compact"/>
+              <w:jc w:val="left"/>
             </w:pPr>
             <w:r>
               <w:t xml:space="preserve">Vision S6</w:t>
@@ -2256,6 +2484,7 @@
           <w:p>
             <w:pPr>
               <w:pStyle w:val="Compact"/>
+              <w:jc w:val="left"/>
             </w:pPr>
             <w:r>
               <w:t xml:space="preserve">Preconditions</w:t>
@@ -2267,6 +2496,7 @@
           <w:p>
             <w:pPr>
               <w:pStyle w:val="Compact"/>
+              <w:jc w:val="left"/>
             </w:pPr>
             <w:r>
               <w:t xml:space="preserve">Admin role</w:t>
@@ -2280,6 +2510,7 @@
           <w:p>
             <w:pPr>
               <w:pStyle w:val="Compact"/>
+              <w:jc w:val="left"/>
             </w:pPr>
             <w:r>
               <w:t xml:space="preserve">Main flow</w:t>
@@ -2291,6 +2522,7 @@
           <w:p>
             <w:pPr>
               <w:pStyle w:val="Compact"/>
+              <w:jc w:val="left"/>
             </w:pPr>
             <w:r>
               <w:t xml:space="preserve">1. Admin authors/edits a guide (steps, required documents, fees, location, last verified). 2. Publishing creates a new version and re-embeds chunks. 3. Admin reviews the extraction-failure queue and the usage dashboard (calls, tokens, cost estimate, cap hits).</w:t>
@@ -2304,6 +2536,7 @@
           <w:p>
             <w:pPr>
               <w:pStyle w:val="Compact"/>
+              <w:jc w:val="left"/>
             </w:pPr>
             <w:r>
               <w:t xml:space="preserve">Postconditions</w:t>
@@ -2315,6 +2548,7 @@
           <w:p>
             <w:pPr>
               <w:pStyle w:val="Compact"/>
+              <w:jc w:val="left"/>
             </w:pPr>
             <w:r>
               <w:t xml:space="preserve">Guide version history retained; failures annotated for the eval set.</w:t>
@@ -2323,9 +2557,9 @@
         </w:tc>
       </w:tr>
     </w:tbl>
-    <w:bookmarkEnd w:id="26"/>
-    <w:bookmarkEnd w:id="27"/>
-    <w:bookmarkStart w:id="34" w:name="functional-requirements"/>
+    <w:bookmarkEnd w:id="37"/>
+    <w:bookmarkEnd w:id="38"/>
+    <w:bookmarkStart w:id="45" w:name="functional-requirements"/>
     <w:p>
       <w:pPr>
         <w:pStyle w:val="Heading1"/>
@@ -2351,7 +2585,7 @@
         <w:t xml:space="preserve">Columns: ID · Requirement · Priority · Source · Status.</w:t>
       </w:r>
     </w:p>
-    <w:bookmarkStart w:id="28" w:name="identity-fr-idm"/>
+    <w:bookmarkStart w:id="39" w:name="identity-fr-idm"/>
     <w:p>
       <w:pPr>
         <w:pStyle w:val="Heading2"/>
@@ -2373,8 +2607,8 @@
       <w:tblPr>
         <w:tblStyle w:val="Table"/>
         <w:tblW w:type="pct" w:w="5000"/>
-        <w:tblLayout w:type="fixed"/>
         <w:tblLook w:firstRow="1" w:lastRow="0" w:firstColumn="0" w:lastColumn="0" w:noHBand="0" w:noVBand="0" w:val="0020"/>
+        <w:jc w:val="start"/>
       </w:tblPr>
       <w:tblGrid>
         <w:gridCol w:w="1584"/>
@@ -2385,13 +2619,14 @@
       </w:tblGrid>
       <w:tr>
         <w:trPr>
-          <w:tblHeader w:val="on"/>
+          <w:tblHeader w:val="true"/>
         </w:trPr>
         <w:tc>
           <w:tcPr/>
           <w:p>
             <w:pPr>
               <w:pStyle w:val="Compact"/>
+              <w:jc w:val="left"/>
             </w:pPr>
             <w:r>
               <w:t xml:space="preserve">ID</w:t>
@@ -2403,6 +2638,7 @@
           <w:p>
             <w:pPr>
               <w:pStyle w:val="Compact"/>
+              <w:jc w:val="left"/>
             </w:pPr>
             <w:r>
               <w:t xml:space="preserve">Requirement</w:t>
@@ -2414,6 +2650,7 @@
           <w:p>
             <w:pPr>
               <w:pStyle w:val="Compact"/>
+              <w:jc w:val="left"/>
             </w:pPr>
             <w:r>
               <w:t xml:space="preserve">Pri</w:t>
@@ -2425,6 +2662,7 @@
           <w:p>
             <w:pPr>
               <w:pStyle w:val="Compact"/>
+              <w:jc w:val="left"/>
             </w:pPr>
             <w:r>
               <w:t xml:space="preserve">Source</w:t>
@@ -2436,6 +2674,7 @@
           <w:p>
             <w:pPr>
               <w:pStyle w:val="Compact"/>
+              <w:jc w:val="left"/>
             </w:pPr>
             <w:r>
               <w:t xml:space="preserve">Status</w:t>
@@ -2449,6 +2688,7 @@
           <w:p>
             <w:pPr>
               <w:pStyle w:val="Compact"/>
+              <w:jc w:val="left"/>
             </w:pPr>
             <w:r>
               <w:t xml:space="preserve">FR-IDM-001</w:t>
@@ -2460,6 +2700,7 @@
           <w:p>
             <w:pPr>
               <w:pStyle w:val="Compact"/>
+              <w:jc w:val="left"/>
             </w:pPr>
             <w:r>
               <w:t xml:space="preserve">The system shall allow registration and login with email + password and issue OAuth2/OIDC tokens for web and mobile clients.</w:t>
@@ -2471,6 +2712,7 @@
           <w:p>
             <w:pPr>
               <w:pStyle w:val="Compact"/>
+              <w:jc w:val="left"/>
             </w:pPr>
             <w:r>
               <w:t xml:space="preserve">M</w:t>
@@ -2482,6 +2724,7 @@
           <w:p>
             <w:pPr>
               <w:pStyle w:val="Compact"/>
+              <w:jc w:val="left"/>
             </w:pPr>
             <w:r>
               <w:t xml:space="preserve">UC-01</w:t>
@@ -2493,19 +2736,21 @@
           <w:p>
             <w:pPr>
               <w:pStyle w:val="Compact"/>
-            </w:pPr>
-            <w:r>
-              <w:t xml:space="preserve">Planned (P1)</w:t>
-            </w:r>
-          </w:p>
-        </w:tc>
-      </w:tr>
-      <w:tr>
-        <w:tc>
-          <w:tcPr/>
-          <w:p>
-            <w:pPr>
-              <w:pStyle w:val="Compact"/>
+              <w:jc w:val="left"/>
+            </w:pPr>
+            <w:r>
+              <w:t xml:space="preserve">Implemented (1.1: OpenIddict, register + password/auth-code tokens)</w:t>
+            </w:r>
+          </w:p>
+        </w:tc>
+      </w:tr>
+      <w:tr>
+        <w:tc>
+          <w:tcPr/>
+          <w:p>
+            <w:pPr>
+              <w:pStyle w:val="Compact"/>
+              <w:jc w:val="left"/>
             </w:pPr>
             <w:r>
               <w:t xml:space="preserve">FR-IDM-002</w:t>
@@ -2517,6 +2762,7 @@
           <w:p>
             <w:pPr>
               <w:pStyle w:val="Compact"/>
+              <w:jc w:val="left"/>
             </w:pPr>
             <w:r>
               <w:t xml:space="preserve">The system shall support the roles</w:t>
@@ -2526,8 +2772,8 @@
             </w:r>
             <w:r>
               <w:rPr>
+                <w:iCs/>
                 <w:i/>
-                <w:iCs/>
               </w:rPr>
               <w:t xml:space="preserve">Resident</w:t>
             </w:r>
@@ -2542,8 +2788,8 @@
             </w:r>
             <w:r>
               <w:rPr>
+                <w:iCs/>
                 <w:i/>
-                <w:iCs/>
               </w:rPr>
               <w:t xml:space="preserve">Admin</w:t>
             </w:r>
@@ -2557,6 +2803,7 @@
           <w:p>
             <w:pPr>
               <w:pStyle w:val="Compact"/>
+              <w:jc w:val="left"/>
             </w:pPr>
             <w:r>
               <w:t xml:space="preserve">M</w:t>
@@ -2568,6 +2815,7 @@
           <w:p>
             <w:pPr>
               <w:pStyle w:val="Compact"/>
+              <w:jc w:val="left"/>
             </w:pPr>
             <w:r>
               <w:t xml:space="preserve">UC-06</w:t>
@@ -2579,19 +2827,51 @@
           <w:p>
             <w:pPr>
               <w:pStyle w:val="Compact"/>
-            </w:pPr>
-            <w:r>
-              <w:t xml:space="preserve">Planned (P1)</w:t>
-            </w:r>
-          </w:p>
-        </w:tc>
-      </w:tr>
-      <w:tr>
-        <w:tc>
-          <w:tcPr/>
-          <w:p>
-            <w:pPr>
-              <w:pStyle w:val="Compact"/>
+              <w:jc w:val="left"/>
+            </w:pPr>
+            <w:r>
+              <w:t xml:space="preserve">Implemented (1.6: default</w:t>
+            </w:r>
+            <w:r>
+              <w:t xml:space="preserve"> </w:t>
+            </w:r>
+            <w:r>
+              <w:rPr>
+                <w:rStyle w:val="VerbatimChar"/>
+              </w:rPr>
+              <w:t xml:space="preserve">user</w:t>
+            </w:r>
+            <w:r>
+              <w:t xml:space="preserve"> </w:t>
+            </w:r>
+            <w:r>
+              <w:t xml:space="preserve">+</w:t>
+            </w:r>
+            <w:r>
+              <w:t xml:space="preserve"> </w:t>
+            </w:r>
+            <w:r>
+              <w:rPr>
+                <w:rStyle w:val="VerbatimChar"/>
+              </w:rPr>
+              <w:t xml:space="preserve">admin</w:t>
+            </w:r>
+            <w:r>
+              <w:t xml:space="preserve"> </w:t>
+            </w:r>
+            <w:r>
+              <w:t xml:space="preserve">roles, permission per action)</w:t>
+            </w:r>
+          </w:p>
+        </w:tc>
+      </w:tr>
+      <w:tr>
+        <w:tc>
+          <w:tcPr/>
+          <w:p>
+            <w:pPr>
+              <w:pStyle w:val="Compact"/>
+              <w:jc w:val="left"/>
             </w:pPr>
             <w:r>
               <w:t xml:space="preserve">FR-IDM-003</w:t>
@@ -2603,6 +2883,7 @@
           <w:p>
             <w:pPr>
               <w:pStyle w:val="Compact"/>
+              <w:jc w:val="left"/>
             </w:pPr>
             <w:r>
               <w:t xml:space="preserve">The system shall require re-authentication before account deletion.</w:t>
@@ -2614,6 +2895,7 @@
           <w:p>
             <w:pPr>
               <w:pStyle w:val="Compact"/>
+              <w:jc w:val="left"/>
             </w:pPr>
             <w:r>
               <w:t xml:space="preserve">M</w:t>
@@ -2625,6 +2907,7 @@
           <w:p>
             <w:pPr>
               <w:pStyle w:val="Compact"/>
+              <w:jc w:val="left"/>
             </w:pPr>
             <w:r>
               <w:t xml:space="preserve">UC-05</w:t>
@@ -2636,6 +2919,7 @@
           <w:p>
             <w:pPr>
               <w:pStyle w:val="Compact"/>
+              <w:jc w:val="left"/>
             </w:pPr>
             <w:r>
               <w:t xml:space="preserve">Planned (P8)</w:t>
@@ -2644,8 +2928,8 @@
         </w:tc>
       </w:tr>
     </w:tbl>
-    <w:bookmarkEnd w:id="28"/>
-    <w:bookmarkStart w:id="29" w:name="documents-fr-doc"/>
+    <w:bookmarkEnd w:id="39"/>
+    <w:bookmarkStart w:id="40" w:name="documents-fr-doc"/>
     <w:p>
       <w:pPr>
         <w:pStyle w:val="Heading2"/>
@@ -2667,8 +2951,8 @@
       <w:tblPr>
         <w:tblStyle w:val="Table"/>
         <w:tblW w:type="pct" w:w="5000"/>
-        <w:tblLayout w:type="fixed"/>
         <w:tblLook w:firstRow="1" w:lastRow="0" w:firstColumn="0" w:lastColumn="0" w:noHBand="0" w:noVBand="0" w:val="0020"/>
+        <w:jc w:val="start"/>
       </w:tblPr>
       <w:tblGrid>
         <w:gridCol w:w="1584"/>
@@ -2679,13 +2963,14 @@
       </w:tblGrid>
       <w:tr>
         <w:trPr>
-          <w:tblHeader w:val="on"/>
+          <w:tblHeader w:val="true"/>
         </w:trPr>
         <w:tc>
           <w:tcPr/>
           <w:p>
             <w:pPr>
               <w:pStyle w:val="Compact"/>
+              <w:jc w:val="left"/>
             </w:pPr>
             <w:r>
               <w:t xml:space="preserve">ID</w:t>
@@ -2697,6 +2982,7 @@
           <w:p>
             <w:pPr>
               <w:pStyle w:val="Compact"/>
+              <w:jc w:val="left"/>
             </w:pPr>
             <w:r>
               <w:t xml:space="preserve">Requirement</w:t>
@@ -2708,6 +2994,7 @@
           <w:p>
             <w:pPr>
               <w:pStyle w:val="Compact"/>
+              <w:jc w:val="left"/>
             </w:pPr>
             <w:r>
               <w:t xml:space="preserve">Pri</w:t>
@@ -2719,6 +3006,7 @@
           <w:p>
             <w:pPr>
               <w:pStyle w:val="Compact"/>
+              <w:jc w:val="left"/>
             </w:pPr>
             <w:r>
               <w:t xml:space="preserve">Source</w:t>
@@ -2730,6 +3018,7 @@
           <w:p>
             <w:pPr>
               <w:pStyle w:val="Compact"/>
+              <w:jc w:val="left"/>
             </w:pPr>
             <w:r>
               <w:t xml:space="preserve">Status</w:t>
@@ -2743,6 +3032,7 @@
           <w:p>
             <w:pPr>
               <w:pStyle w:val="Compact"/>
+              <w:jc w:val="left"/>
             </w:pPr>
             <w:r>
               <w:t xml:space="preserve">FR-DOC-001</w:t>
@@ -2754,6 +3044,7 @@
           <w:p>
             <w:pPr>
               <w:pStyle w:val="Compact"/>
+              <w:jc w:val="left"/>
             </w:pPr>
             <w:r>
               <w:t xml:space="preserve">The system shall maintain a catalogue of document types with Arabic and English names and a default validity period.</w:t>
@@ -2765,6 +3056,7 @@
           <w:p>
             <w:pPr>
               <w:pStyle w:val="Compact"/>
+              <w:jc w:val="left"/>
             </w:pPr>
             <w:r>
               <w:t xml:space="preserve">M</w:t>
@@ -2776,6 +3068,7 @@
           <w:p>
             <w:pPr>
               <w:pStyle w:val="Compact"/>
+              <w:jc w:val="left"/>
             </w:pPr>
             <w:r>
               <w:t xml:space="preserve">UC-01</w:t>
@@ -2787,19 +3080,21 @@
           <w:p>
             <w:pPr>
               <w:pStyle w:val="Compact"/>
-            </w:pPr>
-            <w:r>
-              <w:t xml:space="preserve">Planned (P1)</w:t>
-            </w:r>
-          </w:p>
-        </w:tc>
-      </w:tr>
-      <w:tr>
-        <w:tc>
-          <w:tcPr/>
-          <w:p>
-            <w:pPr>
-              <w:pStyle w:val="Compact"/>
+              <w:jc w:val="left"/>
+            </w:pPr>
+            <w:r>
+              <w:t xml:space="preserve">Implemented (1.4 catalogue + seed, 1.6 endpoint)</w:t>
+            </w:r>
+          </w:p>
+        </w:tc>
+      </w:tr>
+      <w:tr>
+        <w:tc>
+          <w:tcPr/>
+          <w:p>
+            <w:pPr>
+              <w:pStyle w:val="Compact"/>
+              <w:jc w:val="left"/>
             </w:pPr>
             <w:r>
               <w:t xml:space="preserve">FR-DOC-002</w:t>
@@ -2811,6 +3106,7 @@
           <w:p>
             <w:pPr>
               <w:pStyle w:val="Compact"/>
+              <w:jc w:val="left"/>
             </w:pPr>
             <w:r>
               <w:t xml:space="preserve">The system shall store a document with holder, type, number, issue date, expiry date, status and notes, owned by exactly one user.</w:t>
@@ -2822,6 +3118,7 @@
           <w:p>
             <w:pPr>
               <w:pStyle w:val="Compact"/>
+              <w:jc w:val="left"/>
             </w:pPr>
             <w:r>
               <w:t xml:space="preserve">M</w:t>
@@ -2833,6 +3130,7 @@
           <w:p>
             <w:pPr>
               <w:pStyle w:val="Compact"/>
+              <w:jc w:val="left"/>
             </w:pPr>
             <w:r>
               <w:t xml:space="preserve">UC-01</w:t>
@@ -2844,19 +3142,21 @@
           <w:p>
             <w:pPr>
               <w:pStyle w:val="Compact"/>
-            </w:pPr>
-            <w:r>
-              <w:t xml:space="preserve">Planned (P1)</w:t>
-            </w:r>
-          </w:p>
-        </w:tc>
-      </w:tr>
-      <w:tr>
-        <w:tc>
-          <w:tcPr/>
-          <w:p>
-            <w:pPr>
-              <w:pStyle w:val="Compact"/>
+              <w:jc w:val="left"/>
+            </w:pPr>
+            <w:r>
+              <w:t xml:space="preserve">Implemented (1.5 aggregate, 1.6 CRUD API)</w:t>
+            </w:r>
+          </w:p>
+        </w:tc>
+      </w:tr>
+      <w:tr>
+        <w:tc>
+          <w:tcPr/>
+          <w:p>
+            <w:pPr>
+              <w:pStyle w:val="Compact"/>
+              <w:jc w:val="left"/>
             </w:pPr>
             <w:r>
               <w:t xml:space="preserve">FR-DOC-003</w:t>
@@ -2868,6 +3168,7 @@
           <w:p>
             <w:pPr>
               <w:pStyle w:val="Compact"/>
+              <w:jc w:val="left"/>
             </w:pPr>
             <w:r>
               <w:t xml:space="preserve">The system shall reject an expiry date earlier than the issue date and any non-calendar date.</w:t>
@@ -2879,6 +3180,7 @@
           <w:p>
             <w:pPr>
               <w:pStyle w:val="Compact"/>
+              <w:jc w:val="left"/>
             </w:pPr>
             <w:r>
               <w:t xml:space="preserve">M</w:t>
@@ -2890,6 +3192,7 @@
           <w:p>
             <w:pPr>
               <w:pStyle w:val="Compact"/>
+              <w:jc w:val="left"/>
             </w:pPr>
             <w:r>
               <w:t xml:space="preserve">UC-01, PLAN P3 question</w:t>
@@ -2901,19 +3204,36 @@
           <w:p>
             <w:pPr>
               <w:pStyle w:val="Compact"/>
-            </w:pPr>
-            <w:r>
-              <w:t xml:space="preserve">Planned (P1)</w:t>
-            </w:r>
-          </w:p>
-        </w:tc>
-      </w:tr>
-      <w:tr>
-        <w:tc>
-          <w:tcPr/>
-          <w:p>
-            <w:pPr>
-              <w:pStyle w:val="Compact"/>
+              <w:jc w:val="left"/>
+            </w:pPr>
+            <w:r>
+              <w:t xml:space="preserve">Implemented (1.5:</w:t>
+            </w:r>
+            <w:r>
+              <w:t xml:space="preserve"> </w:t>
+            </w:r>
+            <w:r>
+              <w:rPr>
+                <w:rStyle w:val="VerbatimChar"/>
+              </w:rPr>
+              <w:t xml:space="preserve">ValidityPeriod</w:t>
+            </w:r>
+            <w:r>
+              <w:t xml:space="preserve"> </w:t>
+            </w:r>
+            <w:r>
+              <w:t xml:space="preserve">value object)</w:t>
+            </w:r>
+          </w:p>
+        </w:tc>
+      </w:tr>
+      <w:tr>
+        <w:tc>
+          <w:tcPr/>
+          <w:p>
+            <w:pPr>
+              <w:pStyle w:val="Compact"/>
+              <w:jc w:val="left"/>
             </w:pPr>
             <w:r>
               <w:t xml:space="preserve">FR-DOC-004</w:t>
@@ -2925,6 +3245,7 @@
           <w:p>
             <w:pPr>
               <w:pStyle w:val="Compact"/>
+              <w:jc w:val="left"/>
             </w:pPr>
             <w:r>
               <w:t xml:space="preserve">The system shall store attachments (image/PDF) encrypted at rest and serve them only to the owner.</w:t>
@@ -2936,6 +3257,7 @@
           <w:p>
             <w:pPr>
               <w:pStyle w:val="Compact"/>
+              <w:jc w:val="left"/>
             </w:pPr>
             <w:r>
               <w:t xml:space="preserve">M</w:t>
@@ -2947,6 +3269,7 @@
           <w:p>
             <w:pPr>
               <w:pStyle w:val="Compact"/>
+              <w:jc w:val="left"/>
             </w:pPr>
             <w:r>
               <w:t xml:space="preserve">UC-01, C1</w:t>
@@ -2958,19 +3281,33 @@
           <w:p>
             <w:pPr>
               <w:pStyle w:val="Compact"/>
-            </w:pPr>
-            <w:r>
-              <w:t xml:space="preserve">Planned (P1; encryption P8)</w:t>
-            </w:r>
-          </w:p>
-        </w:tc>
-      </w:tr>
-      <w:tr>
-        <w:tc>
-          <w:tcPr/>
-          <w:p>
-            <w:pPr>
-              <w:pStyle w:val="Compact"/>
+              <w:jc w:val="left"/>
+            </w:pPr>
+            <w:r>
+              <w:t xml:space="preserve">Partly implemented (1.5: aggregate +</w:t>
+            </w:r>
+            <w:r>
+              <w:t xml:space="preserve"> </w:t>
+            </w:r>
+            <w:r>
+              <w:rPr>
+                <w:rStyle w:val="VerbatimChar"/>
+              </w:rPr>
+              <w:t xml:space="preserve">IFileStore</w:t>
+            </w:r>
+            <w:r>
+              <w:t xml:space="preserve">; upload API P3, encryption P8)</w:t>
+            </w:r>
+          </w:p>
+        </w:tc>
+      </w:tr>
+      <w:tr>
+        <w:tc>
+          <w:tcPr/>
+          <w:p>
+            <w:pPr>
+              <w:pStyle w:val="Compact"/>
+              <w:jc w:val="left"/>
             </w:pPr>
             <w:r>
               <w:t xml:space="preserve">FR-DOC-005</w:t>
@@ -2982,6 +3319,7 @@
           <w:p>
             <w:pPr>
               <w:pStyle w:val="Compact"/>
+              <w:jc w:val="left"/>
             </w:pPr>
             <w:r>
               <w:t xml:space="preserve">The system shall record each AI extraction result (provider, prompt version, JSON, confidence, accepted/edited) linked to its attachment.</w:t>
@@ -2993,6 +3331,7 @@
           <w:p>
             <w:pPr>
               <w:pStyle w:val="Compact"/>
+              <w:jc w:val="left"/>
             </w:pPr>
             <w:r>
               <w:t xml:space="preserve">M</w:t>
@@ -3004,6 +3343,7 @@
           <w:p>
             <w:pPr>
               <w:pStyle w:val="Compact"/>
+              <w:jc w:val="left"/>
             </w:pPr>
             <w:r>
               <w:t xml:space="preserve">UC-01</w:t>
@@ -3015,6 +3355,7 @@
           <w:p>
             <w:pPr>
               <w:pStyle w:val="Compact"/>
+              <w:jc w:val="left"/>
             </w:pPr>
             <w:r>
               <w:t xml:space="preserve">Planned (P3)</w:t>
@@ -3028,6 +3369,7 @@
           <w:p>
             <w:pPr>
               <w:pStyle w:val="Compact"/>
+              <w:jc w:val="left"/>
             </w:pPr>
             <w:r>
               <w:t xml:space="preserve">FR-DOC-006</w:t>
@@ -3039,6 +3381,7 @@
           <w:p>
             <w:pPr>
               <w:pStyle w:val="Compact"/>
+              <w:jc w:val="left"/>
             </w:pPr>
             <w:r>
               <w:t xml:space="preserve">The system shall let a user mark a document as renewed by entering the new expiry date, keeping the previous one in history.</w:t>
@@ -3050,6 +3393,7 @@
           <w:p>
             <w:pPr>
               <w:pStyle w:val="Compact"/>
+              <w:jc w:val="left"/>
             </w:pPr>
             <w:r>
               <w:t xml:space="preserve">S</w:t>
@@ -3061,6 +3405,7 @@
           <w:p>
             <w:pPr>
               <w:pStyle w:val="Compact"/>
+              <w:jc w:val="left"/>
             </w:pPr>
             <w:r>
               <w:t xml:space="preserve">UC-02</w:t>
@@ -3072,19 +3417,33 @@
           <w:p>
             <w:pPr>
               <w:pStyle w:val="Compact"/>
-            </w:pPr>
-            <w:r>
-              <w:t xml:space="preserve">Planned (P2)</w:t>
-            </w:r>
-          </w:p>
-        </w:tc>
-      </w:tr>
-      <w:tr>
-        <w:tc>
-          <w:tcPr/>
-          <w:p>
-            <w:pPr>
-              <w:pStyle w:val="Compact"/>
+              <w:jc w:val="left"/>
+            </w:pPr>
+            <w:r>
+              <w:t xml:space="preserve">Implemented (1.6: renew endpoint keeps</w:t>
+            </w:r>
+            <w:r>
+              <w:t xml:space="preserve"> </w:t>
+            </w:r>
+            <w:r>
+              <w:rPr>
+                <w:rStyle w:val="VerbatimChar"/>
+              </w:rPr>
+              <w:t xml:space="preserve">PreviousExpiryDate</w:t>
+            </w:r>
+            <w:r>
+              <w:t xml:space="preserve">)</w:t>
+            </w:r>
+          </w:p>
+        </w:tc>
+      </w:tr>
+      <w:tr>
+        <w:tc>
+          <w:tcPr/>
+          <w:p>
+            <w:pPr>
+              <w:pStyle w:val="Compact"/>
+              <w:jc w:val="left"/>
             </w:pPr>
             <w:r>
               <w:t xml:space="preserve">FR-DOC-007</w:t>
@@ -3096,6 +3455,7 @@
           <w:p>
             <w:pPr>
               <w:pStyle w:val="Compact"/>
+              <w:jc w:val="left"/>
             </w:pPr>
             <w:r>
               <w:t xml:space="preserve">The system shall support holders (family members) per user; a document belongs to one holder.</w:t>
@@ -3107,6 +3467,7 @@
           <w:p>
             <w:pPr>
               <w:pStyle w:val="Compact"/>
+              <w:jc w:val="left"/>
             </w:pPr>
             <w:r>
               <w:t xml:space="preserve">M</w:t>
@@ -3118,6 +3479,7 @@
           <w:p>
             <w:pPr>
               <w:pStyle w:val="Compact"/>
+              <w:jc w:val="left"/>
             </w:pPr>
             <w:r>
               <w:t xml:space="preserve">UC-04</w:t>
@@ -3129,19 +3491,21 @@
           <w:p>
             <w:pPr>
               <w:pStyle w:val="Compact"/>
-            </w:pPr>
-            <w:r>
-              <w:t xml:space="preserve">Planned (P1)</w:t>
-            </w:r>
-          </w:p>
-        </w:tc>
-      </w:tr>
-      <w:tr>
-        <w:tc>
-          <w:tcPr/>
-          <w:p>
-            <w:pPr>
-              <w:pStyle w:val="Compact"/>
+              <w:jc w:val="left"/>
+            </w:pPr>
+            <w:r>
+              <w:t xml:space="preserve">Implemented (1.4 entity + self-holder rule, 1.6 CRUD API)</w:t>
+            </w:r>
+          </w:p>
+        </w:tc>
+      </w:tr>
+      <w:tr>
+        <w:tc>
+          <w:tcPr/>
+          <w:p>
+            <w:pPr>
+              <w:pStyle w:val="Compact"/>
+              <w:jc w:val="left"/>
             </w:pPr>
             <w:r>
               <w:t xml:space="preserve">FR-DOC-008</w:t>
@@ -3153,6 +3517,7 @@
           <w:p>
             <w:pPr>
               <w:pStyle w:val="Compact"/>
+              <w:jc w:val="left"/>
             </w:pPr>
             <w:r>
               <w:t xml:space="preserve">The system shall create revocable share links for a document with a maximum lifetime of 7 days.</w:t>
@@ -3164,6 +3529,7 @@
           <w:p>
             <w:pPr>
               <w:pStyle w:val="Compact"/>
+              <w:jc w:val="left"/>
             </w:pPr>
             <w:r>
               <w:t xml:space="preserve">C</w:t>
@@ -3175,6 +3541,7 @@
           <w:p>
             <w:pPr>
               <w:pStyle w:val="Compact"/>
+              <w:jc w:val="left"/>
             </w:pPr>
             <w:r>
               <w:t xml:space="preserve">UC-04</w:t>
@@ -3186,6 +3553,7 @@
           <w:p>
             <w:pPr>
               <w:pStyle w:val="Compact"/>
+              <w:jc w:val="left"/>
             </w:pPr>
             <w:r>
               <w:t xml:space="preserve">Planned (P8)</w:t>
@@ -3194,8 +3562,8 @@
         </w:tc>
       </w:tr>
     </w:tbl>
-    <w:bookmarkEnd w:id="29"/>
-    <w:bookmarkStart w:id="30" w:name="reminders-fr-rem"/>
+    <w:bookmarkEnd w:id="40"/>
+    <w:bookmarkStart w:id="41" w:name="reminders-fr-rem"/>
     <w:p>
       <w:pPr>
         <w:pStyle w:val="Heading2"/>
@@ -3217,8 +3585,8 @@
       <w:tblPr>
         <w:tblStyle w:val="Table"/>
         <w:tblW w:type="pct" w:w="5000"/>
-        <w:tblLayout w:type="fixed"/>
         <w:tblLook w:firstRow="1" w:lastRow="0" w:firstColumn="0" w:lastColumn="0" w:noHBand="0" w:noVBand="0" w:val="0020"/>
+        <w:jc w:val="start"/>
       </w:tblPr>
       <w:tblGrid>
         <w:gridCol w:w="1584"/>
@@ -3229,13 +3597,14 @@
       </w:tblGrid>
       <w:tr>
         <w:trPr>
-          <w:tblHeader w:val="on"/>
+          <w:tblHeader w:val="true"/>
         </w:trPr>
         <w:tc>
           <w:tcPr/>
           <w:p>
             <w:pPr>
               <w:pStyle w:val="Compact"/>
+              <w:jc w:val="left"/>
             </w:pPr>
             <w:r>
               <w:t xml:space="preserve">ID</w:t>
@@ -3247,6 +3616,7 @@
           <w:p>
             <w:pPr>
               <w:pStyle w:val="Compact"/>
+              <w:jc w:val="left"/>
             </w:pPr>
             <w:r>
               <w:t xml:space="preserve">Requirement</w:t>
@@ -3258,6 +3628,7 @@
           <w:p>
             <w:pPr>
               <w:pStyle w:val="Compact"/>
+              <w:jc w:val="left"/>
             </w:pPr>
             <w:r>
               <w:t xml:space="preserve">Pri</w:t>
@@ -3269,6 +3640,7 @@
           <w:p>
             <w:pPr>
               <w:pStyle w:val="Compact"/>
+              <w:jc w:val="left"/>
             </w:pPr>
             <w:r>
               <w:t xml:space="preserve">Source</w:t>
@@ -3280,6 +3652,7 @@
           <w:p>
             <w:pPr>
               <w:pStyle w:val="Compact"/>
+              <w:jc w:val="left"/>
             </w:pPr>
             <w:r>
               <w:t xml:space="preserve">Status</w:t>
@@ -3293,6 +3666,7 @@
           <w:p>
             <w:pPr>
               <w:pStyle w:val="Compact"/>
+              <w:jc w:val="left"/>
             </w:pPr>
             <w:r>
               <w:t xml:space="preserve">FR-REM-001</w:t>
@@ -3304,6 +3678,7 @@
           <w:p>
             <w:pPr>
               <w:pStyle w:val="Compact"/>
+              <w:jc w:val="left"/>
             </w:pPr>
             <w:r>
               <w:t xml:space="preserve">The system shall schedule reminders at configurable offsets before expiry, defaulting to 90, 30, 7 and 1 days.</w:t>
@@ -3315,6 +3690,7 @@
           <w:p>
             <w:pPr>
               <w:pStyle w:val="Compact"/>
+              <w:jc w:val="left"/>
             </w:pPr>
             <w:r>
               <w:t xml:space="preserve">M</w:t>
@@ -3326,6 +3702,7 @@
           <w:p>
             <w:pPr>
               <w:pStyle w:val="Compact"/>
+              <w:jc w:val="left"/>
             </w:pPr>
             <w:r>
               <w:t xml:space="preserve">UC-02</w:t>
@@ -3337,6 +3714,7 @@
           <w:p>
             <w:pPr>
               <w:pStyle w:val="Compact"/>
+              <w:jc w:val="left"/>
             </w:pPr>
             <w:r>
               <w:t xml:space="preserve">Planned (P2)</w:t>
@@ -3350,6 +3728,7 @@
           <w:p>
             <w:pPr>
               <w:pStyle w:val="Compact"/>
+              <w:jc w:val="left"/>
             </w:pPr>
             <w:r>
               <w:t xml:space="preserve">FR-REM-002</w:t>
@@ -3361,6 +3740,7 @@
           <w:p>
             <w:pPr>
               <w:pStyle w:val="Compact"/>
+              <w:jc w:val="left"/>
             </w:pPr>
             <w:r>
               <w:t xml:space="preserve">The nightly reminder job shall be idempotent: running it twice on the same day shall not send a reminder twice.</w:t>
@@ -3372,6 +3752,7 @@
           <w:p>
             <w:pPr>
               <w:pStyle w:val="Compact"/>
+              <w:jc w:val="left"/>
             </w:pPr>
             <w:r>
               <w:t xml:space="preserve">M</w:t>
@@ -3383,6 +3764,7 @@
           <w:p>
             <w:pPr>
               <w:pStyle w:val="Compact"/>
+              <w:jc w:val="left"/>
             </w:pPr>
             <w:r>
               <w:t xml:space="preserve">UC-02, PLAN P2 question</w:t>
@@ -3394,6 +3776,7 @@
           <w:p>
             <w:pPr>
               <w:pStyle w:val="Compact"/>
+              <w:jc w:val="left"/>
             </w:pPr>
             <w:r>
               <w:t xml:space="preserve">Planned (P2)</w:t>
@@ -3407,6 +3790,7 @@
           <w:p>
             <w:pPr>
               <w:pStyle w:val="Compact"/>
+              <w:jc w:val="left"/>
             </w:pPr>
             <w:r>
               <w:t xml:space="preserve">FR-REM-003</w:t>
@@ -3418,6 +3802,7 @@
           <w:p>
             <w:pPr>
               <w:pStyle w:val="Compact"/>
+              <w:jc w:val="left"/>
             </w:pPr>
             <w:r>
               <w:t xml:space="preserve">The system shall deliver reminders by email and push, honouring the user’s channel choice and quiet hours.</w:t>
@@ -3429,6 +3814,7 @@
           <w:p>
             <w:pPr>
               <w:pStyle w:val="Compact"/>
+              <w:jc w:val="left"/>
             </w:pPr>
             <w:r>
               <w:t xml:space="preserve">M</w:t>
@@ -3440,6 +3826,7 @@
           <w:p>
             <w:pPr>
               <w:pStyle w:val="Compact"/>
+              <w:jc w:val="left"/>
             </w:pPr>
             <w:r>
               <w:t xml:space="preserve">UC-02</w:t>
@@ -3451,6 +3838,7 @@
           <w:p>
             <w:pPr>
               <w:pStyle w:val="Compact"/>
+              <w:jc w:val="left"/>
             </w:pPr>
             <w:r>
               <w:t xml:space="preserve">Planned (P2 email, P6 push)</w:t>
@@ -3464,6 +3852,7 @@
           <w:p>
             <w:pPr>
               <w:pStyle w:val="Compact"/>
+              <w:jc w:val="left"/>
             </w:pPr>
             <w:r>
               <w:t xml:space="preserve">FR-REM-004</w:t>
@@ -3475,6 +3864,7 @@
           <w:p>
             <w:pPr>
               <w:pStyle w:val="Compact"/>
+              <w:jc w:val="left"/>
             </w:pPr>
             <w:r>
               <w:t xml:space="preserve">The system shall reschedule reminders whenever a document’s expiry date changes.</w:t>
@@ -3486,6 +3876,7 @@
           <w:p>
             <w:pPr>
               <w:pStyle w:val="Compact"/>
+              <w:jc w:val="left"/>
             </w:pPr>
             <w:r>
               <w:t xml:space="preserve">M</w:t>
@@ -3497,6 +3888,7 @@
           <w:p>
             <w:pPr>
               <w:pStyle w:val="Compact"/>
+              <w:jc w:val="left"/>
             </w:pPr>
             <w:r>
               <w:t xml:space="preserve">UC-02</w:t>
@@ -3508,6 +3900,7 @@
           <w:p>
             <w:pPr>
               <w:pStyle w:val="Compact"/>
+              <w:jc w:val="left"/>
             </w:pPr>
             <w:r>
               <w:t xml:space="preserve">Planned (P2)</w:t>
@@ -3521,6 +3914,7 @@
           <w:p>
             <w:pPr>
               <w:pStyle w:val="Compact"/>
+              <w:jc w:val="left"/>
             </w:pPr>
             <w:r>
               <w:t xml:space="preserve">FR-REM-005</w:t>
@@ -3532,6 +3926,7 @@
           <w:p>
             <w:pPr>
               <w:pStyle w:val="Compact"/>
+              <w:jc w:val="left"/>
             </w:pPr>
             <w:r>
               <w:t xml:space="preserve">The system shall keep a delivery log (channel, status, sent-at, error) per reminder.</w:t>
@@ -3543,6 +3938,7 @@
           <w:p>
             <w:pPr>
               <w:pStyle w:val="Compact"/>
+              <w:jc w:val="left"/>
             </w:pPr>
             <w:r>
               <w:t xml:space="preserve">S</w:t>
@@ -3554,6 +3950,7 @@
           <w:p>
             <w:pPr>
               <w:pStyle w:val="Compact"/>
+              <w:jc w:val="left"/>
             </w:pPr>
             <w:r>
               <w:t xml:space="preserve">UC-02</w:t>
@@ -3565,6 +3962,7 @@
           <w:p>
             <w:pPr>
               <w:pStyle w:val="Compact"/>
+              <w:jc w:val="left"/>
             </w:pPr>
             <w:r>
               <w:t xml:space="preserve">Planned (P2)</w:t>
@@ -3573,8 +3971,8 @@
         </w:tc>
       </w:tr>
     </w:tbl>
-    <w:bookmarkEnd w:id="30"/>
-    <w:bookmarkStart w:id="31" w:name="guides-fr-gde"/>
+    <w:bookmarkEnd w:id="41"/>
+    <w:bookmarkStart w:id="42" w:name="guides-fr-gde"/>
     <w:p>
       <w:pPr>
         <w:pStyle w:val="Heading2"/>
@@ -3596,8 +3994,8 @@
       <w:tblPr>
         <w:tblStyle w:val="Table"/>
         <w:tblW w:type="pct" w:w="5000"/>
-        <w:tblLayout w:type="fixed"/>
         <w:tblLook w:firstRow="1" w:lastRow="0" w:firstColumn="0" w:lastColumn="0" w:noHBand="0" w:noVBand="0" w:val="0020"/>
+        <w:jc w:val="start"/>
       </w:tblPr>
       <w:tblGrid>
         <w:gridCol w:w="1584"/>
@@ -3608,13 +4006,14 @@
       </w:tblGrid>
       <w:tr>
         <w:trPr>
-          <w:tblHeader w:val="on"/>
+          <w:tblHeader w:val="true"/>
         </w:trPr>
         <w:tc>
           <w:tcPr/>
           <w:p>
             <w:pPr>
               <w:pStyle w:val="Compact"/>
+              <w:jc w:val="left"/>
             </w:pPr>
             <w:r>
               <w:t xml:space="preserve">ID</w:t>
@@ -3626,6 +4025,7 @@
           <w:p>
             <w:pPr>
               <w:pStyle w:val="Compact"/>
+              <w:jc w:val="left"/>
             </w:pPr>
             <w:r>
               <w:t xml:space="preserve">Requirement</w:t>
@@ -3637,6 +4037,7 @@
           <w:p>
             <w:pPr>
               <w:pStyle w:val="Compact"/>
+              <w:jc w:val="left"/>
             </w:pPr>
             <w:r>
               <w:t xml:space="preserve">Pri</w:t>
@@ -3648,6 +4049,7 @@
           <w:p>
             <w:pPr>
               <w:pStyle w:val="Compact"/>
+              <w:jc w:val="left"/>
             </w:pPr>
             <w:r>
               <w:t xml:space="preserve">Source</w:t>
@@ -3659,6 +4061,7 @@
           <w:p>
             <w:pPr>
               <w:pStyle w:val="Compact"/>
+              <w:jc w:val="left"/>
             </w:pPr>
             <w:r>
               <w:t xml:space="preserve">Status</w:t>
@@ -3672,6 +4075,7 @@
           <w:p>
             <w:pPr>
               <w:pStyle w:val="Compact"/>
+              <w:jc w:val="left"/>
             </w:pPr>
             <w:r>
               <w:t xml:space="preserve">FR-GDE-001</w:t>
@@ -3683,6 +4087,7 @@
           <w:p>
             <w:pPr>
               <w:pStyle w:val="Compact"/>
+              <w:jc w:val="left"/>
             </w:pPr>
             <w:r>
               <w:t xml:space="preserve">The system shall store guides with steps, required documents, fees, location, language and a</w:t>
@@ -3692,8 +4097,8 @@
             </w:r>
             <w:r>
               <w:rPr>
+                <w:iCs/>
                 <w:i/>
-                <w:iCs/>
               </w:rPr>
               <w:t xml:space="preserve">last verified</w:t>
             </w:r>
@@ -3710,6 +4115,7 @@
           <w:p>
             <w:pPr>
               <w:pStyle w:val="Compact"/>
+              <w:jc w:val="left"/>
             </w:pPr>
             <w:r>
               <w:t xml:space="preserve">M</w:t>
@@ -3721,6 +4127,7 @@
           <w:p>
             <w:pPr>
               <w:pStyle w:val="Compact"/>
+              <w:jc w:val="left"/>
             </w:pPr>
             <w:r>
               <w:t xml:space="preserve">UC-06</w:t>
@@ -3732,6 +4139,7 @@
           <w:p>
             <w:pPr>
               <w:pStyle w:val="Compact"/>
+              <w:jc w:val="left"/>
             </w:pPr>
             <w:r>
               <w:t xml:space="preserve">Planned (P5)</w:t>
@@ -3745,6 +4153,7 @@
           <w:p>
             <w:pPr>
               <w:pStyle w:val="Compact"/>
+              <w:jc w:val="left"/>
             </w:pPr>
             <w:r>
               <w:t xml:space="preserve">FR-GDE-002</w:t>
@@ -3756,6 +4165,7 @@
           <w:p>
             <w:pPr>
               <w:pStyle w:val="Compact"/>
+              <w:jc w:val="left"/>
             </w:pPr>
             <w:r>
               <w:t xml:space="preserve">The system shall answer renewal questions only from retrieved guide content and shall cite the guide version used.</w:t>
@@ -3767,6 +4177,7 @@
           <w:p>
             <w:pPr>
               <w:pStyle w:val="Compact"/>
+              <w:jc w:val="left"/>
             </w:pPr>
             <w:r>
               <w:t xml:space="preserve">M</w:t>
@@ -3778,6 +4189,7 @@
           <w:p>
             <w:pPr>
               <w:pStyle w:val="Compact"/>
+              <w:jc w:val="left"/>
             </w:pPr>
             <w:r>
               <w:t xml:space="preserve">UC-03, Vision P6</w:t>
@@ -3789,6 +4201,7 @@
           <w:p>
             <w:pPr>
               <w:pStyle w:val="Compact"/>
+              <w:jc w:val="left"/>
             </w:pPr>
             <w:r>
               <w:t xml:space="preserve">Planned (P5)</w:t>
@@ -3802,6 +4215,7 @@
           <w:p>
             <w:pPr>
               <w:pStyle w:val="Compact"/>
+              <w:jc w:val="left"/>
             </w:pPr>
             <w:r>
               <w:t xml:space="preserve">FR-GDE-003</w:t>
@@ -3813,6 +4227,7 @@
           <w:p>
             <w:pPr>
               <w:pStyle w:val="Compact"/>
+              <w:jc w:val="left"/>
             </w:pPr>
             <w:r>
               <w:t xml:space="preserve">When no relevant guide exists the system shall say so instead of answering.</w:t>
@@ -3824,6 +4239,7 @@
           <w:p>
             <w:pPr>
               <w:pStyle w:val="Compact"/>
+              <w:jc w:val="left"/>
             </w:pPr>
             <w:r>
               <w:t xml:space="preserve">M</w:t>
@@ -3835,6 +4251,7 @@
           <w:p>
             <w:pPr>
               <w:pStyle w:val="Compact"/>
+              <w:jc w:val="left"/>
             </w:pPr>
             <w:r>
               <w:t xml:space="preserve">UC-03</w:t>
@@ -3846,6 +4263,7 @@
           <w:p>
             <w:pPr>
               <w:pStyle w:val="Compact"/>
+              <w:jc w:val="left"/>
             </w:pPr>
             <w:r>
               <w:t xml:space="preserve">Planned (P5)</w:t>
@@ -3859,6 +4277,7 @@
           <w:p>
             <w:pPr>
               <w:pStyle w:val="Compact"/>
+              <w:jc w:val="left"/>
             </w:pPr>
             <w:r>
               <w:t xml:space="preserve">FR-GDE-004</w:t>
@@ -3870,6 +4289,7 @@
           <w:p>
             <w:pPr>
               <w:pStyle w:val="Compact"/>
+              <w:jc w:val="left"/>
             </w:pPr>
             <w:r>
               <w:t xml:space="preserve">Users shall be able to flag a guide as outdated; flags are visible to the Admin.</w:t>
@@ -3881,6 +4301,7 @@
           <w:p>
             <w:pPr>
               <w:pStyle w:val="Compact"/>
+              <w:jc w:val="left"/>
             </w:pPr>
             <w:r>
               <w:t xml:space="preserve">S</w:t>
@@ -3892,6 +4313,7 @@
           <w:p>
             <w:pPr>
               <w:pStyle w:val="Compact"/>
+              <w:jc w:val="left"/>
             </w:pPr>
             <w:r>
               <w:t xml:space="preserve">UC-06, Vision R2</w:t>
@@ -3903,6 +4325,7 @@
           <w:p>
             <w:pPr>
               <w:pStyle w:val="Compact"/>
+              <w:jc w:val="left"/>
             </w:pPr>
             <w:r>
               <w:t xml:space="preserve">Planned (P5)</w:t>
@@ -3911,8 +4334,8 @@
         </w:tc>
       </w:tr>
     </w:tbl>
-    <w:bookmarkEnd w:id="31"/>
-    <w:bookmarkStart w:id="32" w:name="ai-fr-ai"/>
+    <w:bookmarkEnd w:id="42"/>
+    <w:bookmarkStart w:id="43" w:name="ai-fr-ai"/>
     <w:p>
       <w:pPr>
         <w:pStyle w:val="Heading2"/>
@@ -3934,8 +4357,8 @@
       <w:tblPr>
         <w:tblStyle w:val="Table"/>
         <w:tblW w:type="pct" w:w="5000"/>
-        <w:tblLayout w:type="fixed"/>
         <w:tblLook w:firstRow="1" w:lastRow="0" w:firstColumn="0" w:lastColumn="0" w:noHBand="0" w:noVBand="0" w:val="0020"/>
+        <w:jc w:val="start"/>
       </w:tblPr>
       <w:tblGrid>
         <w:gridCol w:w="1584"/>
@@ -3946,13 +4369,14 @@
       </w:tblGrid>
       <w:tr>
         <w:trPr>
-          <w:tblHeader w:val="on"/>
+          <w:tblHeader w:val="true"/>
         </w:trPr>
         <w:tc>
           <w:tcPr/>
           <w:p>
             <w:pPr>
               <w:pStyle w:val="Compact"/>
+              <w:jc w:val="left"/>
             </w:pPr>
             <w:r>
               <w:t xml:space="preserve">ID</w:t>
@@ -3964,6 +4388,7 @@
           <w:p>
             <w:pPr>
               <w:pStyle w:val="Compact"/>
+              <w:jc w:val="left"/>
             </w:pPr>
             <w:r>
               <w:t xml:space="preserve">Requirement</w:t>
@@ -3975,6 +4400,7 @@
           <w:p>
             <w:pPr>
               <w:pStyle w:val="Compact"/>
+              <w:jc w:val="left"/>
             </w:pPr>
             <w:r>
               <w:t xml:space="preserve">Pri</w:t>
@@ -3986,6 +4412,7 @@
           <w:p>
             <w:pPr>
               <w:pStyle w:val="Compact"/>
+              <w:jc w:val="left"/>
             </w:pPr>
             <w:r>
               <w:t xml:space="preserve">Source</w:t>
@@ -3997,6 +4424,7 @@
           <w:p>
             <w:pPr>
               <w:pStyle w:val="Compact"/>
+              <w:jc w:val="left"/>
             </w:pPr>
             <w:r>
               <w:t xml:space="preserve">Status</w:t>
@@ -4010,6 +4438,7 @@
           <w:p>
             <w:pPr>
               <w:pStyle w:val="Compact"/>
+              <w:jc w:val="left"/>
             </w:pPr>
             <w:r>
               <w:t xml:space="preserve">FR-AI-001</w:t>
@@ -4021,6 +4450,7 @@
           <w:p>
             <w:pPr>
               <w:pStyle w:val="Compact"/>
+              <w:jc w:val="left"/>
             </w:pPr>
             <w:r>
               <w:t xml:space="preserve">All model calls shall go through a provider-agnostic interface; the provider shall be selectable by configuration.</w:t>
@@ -4032,6 +4462,7 @@
           <w:p>
             <w:pPr>
               <w:pStyle w:val="Compact"/>
+              <w:jc w:val="left"/>
             </w:pPr>
             <w:r>
               <w:t xml:space="preserve">M</w:t>
@@ -4043,6 +4474,7 @@
           <w:p>
             <w:pPr>
               <w:pStyle w:val="Compact"/>
+              <w:jc w:val="left"/>
             </w:pPr>
             <w:r>
               <w:t xml:space="preserve">CLAUDE.md guardrail</w:t>
@@ -4054,6 +4486,7 @@
           <w:p>
             <w:pPr>
               <w:pStyle w:val="Compact"/>
+              <w:jc w:val="left"/>
             </w:pPr>
             <w:r>
               <w:t xml:space="preserve">Planned (P3)</w:t>
@@ -4067,6 +4500,7 @@
           <w:p>
             <w:pPr>
               <w:pStyle w:val="Compact"/>
+              <w:jc w:val="left"/>
             </w:pPr>
             <w:r>
               <w:t xml:space="preserve">FR-AI-002</w:t>
@@ -4078,6 +4512,7 @@
           <w:p>
             <w:pPr>
               <w:pStyle w:val="Compact"/>
+              <w:jc w:val="left"/>
             </w:pPr>
             <w:r>
               <w:t xml:space="preserve">Extraction of personal documents shall use only the self-hosted provider.</w:t>
@@ -4089,6 +4524,7 @@
           <w:p>
             <w:pPr>
               <w:pStyle w:val="Compact"/>
+              <w:jc w:val="left"/>
             </w:pPr>
             <w:r>
               <w:t xml:space="preserve">M</w:t>
@@ -4100,6 +4536,7 @@
           <w:p>
             <w:pPr>
               <w:pStyle w:val="Compact"/>
+              <w:jc w:val="left"/>
             </w:pPr>
             <w:r>
               <w:t xml:space="preserve">C1</w:t>
@@ -4111,6 +4548,7 @@
           <w:p>
             <w:pPr>
               <w:pStyle w:val="Compact"/>
+              <w:jc w:val="left"/>
             </w:pPr>
             <w:r>
               <w:t xml:space="preserve">Planned (P3)</w:t>
@@ -4124,6 +4562,7 @@
           <w:p>
             <w:pPr>
               <w:pStyle w:val="Compact"/>
+              <w:jc w:val="left"/>
             </w:pPr>
             <w:r>
               <w:t xml:space="preserve">FR-AI-003</w:t>
@@ -4135,6 +4574,7 @@
           <w:p>
             <w:pPr>
               <w:pStyle w:val="Compact"/>
+              <w:jc w:val="left"/>
             </w:pPr>
             <w:r>
               <w:t xml:space="preserve">Extracted dates and numbers shall be re-validated by parsers before being shown; invalid values shall be shown as empty with a warning.</w:t>
@@ -4146,6 +4586,7 @@
           <w:p>
             <w:pPr>
               <w:pStyle w:val="Compact"/>
+              <w:jc w:val="left"/>
             </w:pPr>
             <w:r>
               <w:t xml:space="preserve">M</w:t>
@@ -4157,6 +4598,7 @@
           <w:p>
             <w:pPr>
               <w:pStyle w:val="Compact"/>
+              <w:jc w:val="left"/>
             </w:pPr>
             <w:r>
               <w:t xml:space="preserve">UC-01, FR-DOC-003</w:t>
@@ -4168,6 +4610,7 @@
           <w:p>
             <w:pPr>
               <w:pStyle w:val="Compact"/>
+              <w:jc w:val="left"/>
             </w:pPr>
             <w:r>
               <w:t xml:space="preserve">Planned (P3)</w:t>
@@ -4181,6 +4624,7 @@
           <w:p>
             <w:pPr>
               <w:pStyle w:val="Compact"/>
+              <w:jc w:val="left"/>
             </w:pPr>
             <w:r>
               <w:t xml:space="preserve">FR-AI-004</w:t>
@@ -4192,6 +4636,7 @@
           <w:p>
             <w:pPr>
               <w:pStyle w:val="Compact"/>
+              <w:jc w:val="left"/>
             </w:pPr>
             <w:r>
               <w:t xml:space="preserve">Every AI call shall be logged (user, provider, model, tokens, purpose) and a per-user daily cap enforced.</w:t>
@@ -4203,6 +4648,7 @@
           <w:p>
             <w:pPr>
               <w:pStyle w:val="Compact"/>
+              <w:jc w:val="left"/>
             </w:pPr>
             <w:r>
               <w:t xml:space="preserve">M</w:t>
@@ -4214,6 +4660,7 @@
           <w:p>
             <w:pPr>
               <w:pStyle w:val="Compact"/>
+              <w:jc w:val="left"/>
             </w:pPr>
             <w:r>
               <w:t xml:space="preserve">Vision P1, R5</w:t>
@@ -4225,6 +4672,7 @@
           <w:p>
             <w:pPr>
               <w:pStyle w:val="Compact"/>
+              <w:jc w:val="left"/>
             </w:pPr>
             <w:r>
               <w:t xml:space="preserve">Planned (P3)</w:t>
@@ -4238,6 +4686,7 @@
           <w:p>
             <w:pPr>
               <w:pStyle w:val="Compact"/>
+              <w:jc w:val="left"/>
             </w:pPr>
             <w:r>
               <w:t xml:space="preserve">FR-AI-005</w:t>
@@ -4249,6 +4698,7 @@
           <w:p>
             <w:pPr>
               <w:pStyle w:val="Compact"/>
+              <w:jc w:val="left"/>
             </w:pPr>
             <w:r>
               <w:t xml:space="preserve">Prompts shall be versioned files; the version used shall be stored with each result.</w:t>
@@ -4260,6 +4710,7 @@
           <w:p>
             <w:pPr>
               <w:pStyle w:val="Compact"/>
+              <w:jc w:val="left"/>
             </w:pPr>
             <w:r>
               <w:t xml:space="preserve">S</w:t>
@@ -4271,6 +4722,7 @@
           <w:p>
             <w:pPr>
               <w:pStyle w:val="Compact"/>
+              <w:jc w:val="left"/>
             </w:pPr>
             <w:r>
               <w:t xml:space="preserve">FR-DOC-005</w:t>
@@ -4282,6 +4734,7 @@
           <w:p>
             <w:pPr>
               <w:pStyle w:val="Compact"/>
+              <w:jc w:val="left"/>
             </w:pPr>
             <w:r>
               <w:t xml:space="preserve">Planned (P3)</w:t>
@@ -4290,8 +4743,8 @@
         </w:tc>
       </w:tr>
     </w:tbl>
-    <w:bookmarkEnd w:id="32"/>
-    <w:bookmarkStart w:id="33" w:name="data-rights-fr-dr"/>
+    <w:bookmarkEnd w:id="43"/>
+    <w:bookmarkStart w:id="44" w:name="data-rights-fr-dr"/>
     <w:p>
       <w:pPr>
         <w:pStyle w:val="Heading2"/>
@@ -4313,8 +4766,8 @@
       <w:tblPr>
         <w:tblStyle w:val="Table"/>
         <w:tblW w:type="pct" w:w="5000"/>
-        <w:tblLayout w:type="fixed"/>
         <w:tblLook w:firstRow="1" w:lastRow="0" w:firstColumn="0" w:lastColumn="0" w:noHBand="0" w:noVBand="0" w:val="0020"/>
+        <w:jc w:val="start"/>
       </w:tblPr>
       <w:tblGrid>
         <w:gridCol w:w="1584"/>
@@ -4325,13 +4778,14 @@
       </w:tblGrid>
       <w:tr>
         <w:trPr>
-          <w:tblHeader w:val="on"/>
+          <w:tblHeader w:val="true"/>
         </w:trPr>
         <w:tc>
           <w:tcPr/>
           <w:p>
             <w:pPr>
               <w:pStyle w:val="Compact"/>
+              <w:jc w:val="left"/>
             </w:pPr>
             <w:r>
               <w:t xml:space="preserve">ID</w:t>
@@ -4343,6 +4797,7 @@
           <w:p>
             <w:pPr>
               <w:pStyle w:val="Compact"/>
+              <w:jc w:val="left"/>
             </w:pPr>
             <w:r>
               <w:t xml:space="preserve">Requirement</w:t>
@@ -4354,6 +4809,7 @@
           <w:p>
             <w:pPr>
               <w:pStyle w:val="Compact"/>
+              <w:jc w:val="left"/>
             </w:pPr>
             <w:r>
               <w:t xml:space="preserve">Pri</w:t>
@@ -4365,6 +4821,7 @@
           <w:p>
             <w:pPr>
               <w:pStyle w:val="Compact"/>
+              <w:jc w:val="left"/>
             </w:pPr>
             <w:r>
               <w:t xml:space="preserve">Source</w:t>
@@ -4376,6 +4833,7 @@
           <w:p>
             <w:pPr>
               <w:pStyle w:val="Compact"/>
+              <w:jc w:val="left"/>
             </w:pPr>
             <w:r>
               <w:t xml:space="preserve">Status</w:t>
@@ -4389,6 +4847,7 @@
           <w:p>
             <w:pPr>
               <w:pStyle w:val="Compact"/>
+              <w:jc w:val="left"/>
             </w:pPr>
             <w:r>
               <w:t xml:space="preserve">FR-DR-001</w:t>
@@ -4400,6 +4859,7 @@
           <w:p>
             <w:pPr>
               <w:pStyle w:val="Compact"/>
+              <w:jc w:val="left"/>
             </w:pPr>
             <w:r>
               <w:t xml:space="preserve">The system shall export all of a user’s data as a ZIP (JSON + files) within 24 hours of request.</w:t>
@@ -4411,6 +4871,7 @@
           <w:p>
             <w:pPr>
               <w:pStyle w:val="Compact"/>
+              <w:jc w:val="left"/>
             </w:pPr>
             <w:r>
               <w:t xml:space="preserve">M</w:t>
@@ -4422,6 +4883,7 @@
           <w:p>
             <w:pPr>
               <w:pStyle w:val="Compact"/>
+              <w:jc w:val="left"/>
             </w:pPr>
             <w:r>
               <w:t xml:space="preserve">UC-05</w:t>
@@ -4433,6 +4895,7 @@
           <w:p>
             <w:pPr>
               <w:pStyle w:val="Compact"/>
+              <w:jc w:val="left"/>
             </w:pPr>
             <w:r>
               <w:t xml:space="preserve">Planned (P8)</w:t>
@@ -4446,6 +4909,7 @@
           <w:p>
             <w:pPr>
               <w:pStyle w:val="Compact"/>
+              <w:jc w:val="left"/>
             </w:pPr>
             <w:r>
               <w:t xml:space="preserve">FR-DR-002</w:t>
@@ -4457,6 +4921,7 @@
           <w:p>
             <w:pPr>
               <w:pStyle w:val="Compact"/>
+              <w:jc w:val="left"/>
             </w:pPr>
             <w:r>
               <w:t xml:space="preserve">The system shall delete a user’s account and all personal data after a 7-day grace period.</w:t>
@@ -4468,6 +4933,7 @@
           <w:p>
             <w:pPr>
               <w:pStyle w:val="Compact"/>
+              <w:jc w:val="left"/>
             </w:pPr>
             <w:r>
               <w:t xml:space="preserve">M</w:t>
@@ -4479,6 +4945,7 @@
           <w:p>
             <w:pPr>
               <w:pStyle w:val="Compact"/>
+              <w:jc w:val="left"/>
             </w:pPr>
             <w:r>
               <w:t xml:space="preserve">UC-05</w:t>
@@ -4490,6 +4957,7 @@
           <w:p>
             <w:pPr>
               <w:pStyle w:val="Compact"/>
+              <w:jc w:val="left"/>
             </w:pPr>
             <w:r>
               <w:t xml:space="preserve">Planned (P8)</w:t>
@@ -4498,9 +4966,9 @@
         </w:tc>
       </w:tr>
     </w:tbl>
-    <w:bookmarkEnd w:id="33"/>
-    <w:bookmarkEnd w:id="34"/>
-    <w:bookmarkStart w:id="35" w:name="non-functional-requirements"/>
+    <w:bookmarkEnd w:id="44"/>
+    <w:bookmarkEnd w:id="45"/>
+    <w:bookmarkStart w:id="46" w:name="non-functional-requirements"/>
     <w:p>
       <w:pPr>
         <w:pStyle w:val="Heading1"/>
@@ -4522,8 +4990,8 @@
       <w:tblPr>
         <w:tblStyle w:val="Table"/>
         <w:tblW w:type="pct" w:w="5000"/>
-        <w:tblLayout w:type="fixed"/>
         <w:tblLook w:firstRow="1" w:lastRow="0" w:firstColumn="0" w:lastColumn="0" w:noHBand="0" w:noVBand="0" w:val="0020"/>
+        <w:jc w:val="start"/>
       </w:tblPr>
       <w:tblGrid>
         <w:gridCol w:w="1584"/>
@@ -4534,13 +5002,14 @@
       </w:tblGrid>
       <w:tr>
         <w:trPr>
-          <w:tblHeader w:val="on"/>
+          <w:tblHeader w:val="true"/>
         </w:trPr>
         <w:tc>
           <w:tcPr/>
           <w:p>
             <w:pPr>
               <w:pStyle w:val="Compact"/>
+              <w:jc w:val="left"/>
             </w:pPr>
             <w:r>
               <w:t xml:space="preserve">ID</w:t>
@@ -4552,6 +5021,7 @@
           <w:p>
             <w:pPr>
               <w:pStyle w:val="Compact"/>
+              <w:jc w:val="left"/>
             </w:pPr>
             <w:r>
               <w:t xml:space="preserve">Requirement</w:t>
@@ -4563,6 +5033,7 @@
           <w:p>
             <w:pPr>
               <w:pStyle w:val="Compact"/>
+              <w:jc w:val="left"/>
             </w:pPr>
             <w:r>
               <w:t xml:space="preserve">Pri</w:t>
@@ -4574,6 +5045,7 @@
           <w:p>
             <w:pPr>
               <w:pStyle w:val="Compact"/>
+              <w:jc w:val="left"/>
             </w:pPr>
             <w:r>
               <w:t xml:space="preserve">Source</w:t>
@@ -4585,6 +5057,7 @@
           <w:p>
             <w:pPr>
               <w:pStyle w:val="Compact"/>
+              <w:jc w:val="left"/>
             </w:pPr>
             <w:r>
               <w:t xml:space="preserve">Status</w:t>
@@ -4598,6 +5071,7 @@
           <w:p>
             <w:pPr>
               <w:pStyle w:val="Compact"/>
+              <w:jc w:val="left"/>
             </w:pPr>
             <w:r>
               <w:t xml:space="preserve">NFR-PRV-001</w:t>
@@ -4609,6 +5083,7 @@
           <w:p>
             <w:pPr>
               <w:pStyle w:val="Compact"/>
+              <w:jc w:val="left"/>
             </w:pPr>
             <w:r>
               <w:t xml:space="preserve">No document image or extracted field shall be transmitted to any third-party AI service.</w:t>
@@ -4620,6 +5095,7 @@
           <w:p>
             <w:pPr>
               <w:pStyle w:val="Compact"/>
+              <w:jc w:val="left"/>
             </w:pPr>
             <w:r>
               <w:t xml:space="preserve">M</w:t>
@@ -4631,6 +5107,7 @@
           <w:p>
             <w:pPr>
               <w:pStyle w:val="Compact"/>
+              <w:jc w:val="left"/>
             </w:pPr>
             <w:r>
               <w:t xml:space="preserve">C1</w:t>
@@ -4642,6 +5119,7 @@
           <w:p>
             <w:pPr>
               <w:pStyle w:val="Compact"/>
+              <w:jc w:val="left"/>
             </w:pPr>
             <w:r>
               <w:t xml:space="preserve">Planned (P3)</w:t>
@@ -4655,6 +5133,7 @@
           <w:p>
             <w:pPr>
               <w:pStyle w:val="Compact"/>
+              <w:jc w:val="left"/>
             </w:pPr>
             <w:r>
               <w:t xml:space="preserve">NFR-PRV-002</w:t>
@@ -4666,6 +5145,7 @@
           <w:p>
             <w:pPr>
               <w:pStyle w:val="Compact"/>
+              <w:jc w:val="left"/>
             </w:pPr>
             <w:r>
               <w:t xml:space="preserve">Cloud AI providers, when enabled, shall receive only public guide questions with no user identifiers.</w:t>
@@ -4677,6 +5157,7 @@
           <w:p>
             <w:pPr>
               <w:pStyle w:val="Compact"/>
+              <w:jc w:val="left"/>
             </w:pPr>
             <w:r>
               <w:t xml:space="preserve">M</w:t>
@@ -4688,6 +5169,7 @@
           <w:p>
             <w:pPr>
               <w:pStyle w:val="Compact"/>
+              <w:jc w:val="left"/>
             </w:pPr>
             <w:r>
               <w:t xml:space="preserve">Vision P1</w:t>
@@ -4699,6 +5181,7 @@
           <w:p>
             <w:pPr>
               <w:pStyle w:val="Compact"/>
+              <w:jc w:val="left"/>
             </w:pPr>
             <w:r>
               <w:t xml:space="preserve">Planned (P5)</w:t>
@@ -4712,6 +5195,7 @@
           <w:p>
             <w:pPr>
               <w:pStyle w:val="Compact"/>
+              <w:jc w:val="left"/>
             </w:pPr>
             <w:r>
               <w:t xml:space="preserve">NFR-SEC-001</w:t>
@@ -4723,6 +5207,7 @@
           <w:p>
             <w:pPr>
               <w:pStyle w:val="Compact"/>
+              <w:jc w:val="left"/>
             </w:pPr>
             <w:r>
               <w:t xml:space="preserve">Attachments shall be encrypted at rest; keys shall not be stored with the data.</w:t>
@@ -4734,6 +5219,7 @@
           <w:p>
             <w:pPr>
               <w:pStyle w:val="Compact"/>
+              <w:jc w:val="left"/>
             </w:pPr>
             <w:r>
               <w:t xml:space="preserve">M</w:t>
@@ -4745,6 +5231,7 @@
           <w:p>
             <w:pPr>
               <w:pStyle w:val="Compact"/>
+              <w:jc w:val="left"/>
             </w:pPr>
             <w:r>
               <w:t xml:space="preserve">Vision R4</w:t>
@@ -4756,6 +5243,7 @@
           <w:p>
             <w:pPr>
               <w:pStyle w:val="Compact"/>
+              <w:jc w:val="left"/>
             </w:pPr>
             <w:r>
               <w:t xml:space="preserve">Planned (P8)</w:t>
@@ -4769,6 +5257,7 @@
           <w:p>
             <w:pPr>
               <w:pStyle w:val="Compact"/>
+              <w:jc w:val="left"/>
             </w:pPr>
             <w:r>
               <w:t xml:space="preserve">NFR-SEC-002</w:t>
@@ -4780,6 +5269,7 @@
           <w:p>
             <w:pPr>
               <w:pStyle w:val="Compact"/>
+              <w:jc w:val="left"/>
             </w:pPr>
             <w:r>
               <w:t xml:space="preserve">The API shall rate-limit authentication and AI endpoints per user and per IP.</w:t>
@@ -4791,6 +5281,7 @@
           <w:p>
             <w:pPr>
               <w:pStyle w:val="Compact"/>
+              <w:jc w:val="left"/>
             </w:pPr>
             <w:r>
               <w:t xml:space="preserve">M</w:t>
@@ -4802,6 +5293,7 @@
           <w:p>
             <w:pPr>
               <w:pStyle w:val="Compact"/>
+              <w:jc w:val="left"/>
             </w:pPr>
             <w:r>
               <w:t xml:space="preserve">Vision R4</w:t>
@@ -4813,6 +5305,7 @@
           <w:p>
             <w:pPr>
               <w:pStyle w:val="Compact"/>
+              <w:jc w:val="left"/>
             </w:pPr>
             <w:r>
               <w:t xml:space="preserve">Planned (P8)</w:t>
@@ -4826,6 +5319,7 @@
           <w:p>
             <w:pPr>
               <w:pStyle w:val="Compact"/>
+              <w:jc w:val="left"/>
             </w:pPr>
             <w:r>
               <w:t xml:space="preserve">NFR-PRF-001</w:t>
@@ -4837,6 +5331,7 @@
           <w:p>
             <w:pPr>
               <w:pStyle w:val="Compact"/>
+              <w:jc w:val="left"/>
             </w:pPr>
             <w:r>
               <w:t xml:space="preserve">Document list and timeline responses shall complete within 500 ms at p95 for 1,000 documents per user.</w:t>
@@ -4848,6 +5343,7 @@
           <w:p>
             <w:pPr>
               <w:pStyle w:val="Compact"/>
+              <w:jc w:val="left"/>
             </w:pPr>
             <w:r>
               <w:t xml:space="preserve">S</w:t>
@@ -4859,6 +5355,7 @@
           <w:p>
             <w:pPr>
               <w:pStyle w:val="Compact"/>
+              <w:jc w:val="left"/>
             </w:pPr>
             <w:r>
               <w:t xml:space="preserve">UC-02</w:t>
@@ -4870,6 +5367,7 @@
           <w:p>
             <w:pPr>
               <w:pStyle w:val="Compact"/>
+              <w:jc w:val="left"/>
             </w:pPr>
             <w:r>
               <w:t xml:space="preserve">Planned (P4)</w:t>
@@ -4883,6 +5381,7 @@
           <w:p>
             <w:pPr>
               <w:pStyle w:val="Compact"/>
+              <w:jc w:val="left"/>
             </w:pPr>
             <w:r>
               <w:t xml:space="preserve">NFR-PRF-002</w:t>
@@ -4894,6 +5393,7 @@
           <w:p>
             <w:pPr>
               <w:pStyle w:val="Compact"/>
+              <w:jc w:val="left"/>
             </w:pPr>
             <w:r>
               <w:t xml:space="preserve">AI extraction of one page shall complete within 60 s on the target server.</w:t>
@@ -4905,6 +5405,7 @@
           <w:p>
             <w:pPr>
               <w:pStyle w:val="Compact"/>
+              <w:jc w:val="left"/>
             </w:pPr>
             <w:r>
               <w:t xml:space="preserve">S</w:t>
@@ -4916,6 +5417,7 @@
           <w:p>
             <w:pPr>
               <w:pStyle w:val="Compact"/>
+              <w:jc w:val="left"/>
             </w:pPr>
             <w:r>
               <w:t xml:space="preserve">UC-01</w:t>
@@ -4927,6 +5429,7 @@
           <w:p>
             <w:pPr>
               <w:pStyle w:val="Compact"/>
+              <w:jc w:val="left"/>
             </w:pPr>
             <w:r>
               <w:t xml:space="preserve">Planned (P3)</w:t>
@@ -4940,6 +5443,7 @@
           <w:p>
             <w:pPr>
               <w:pStyle w:val="Compact"/>
+              <w:jc w:val="left"/>
             </w:pPr>
             <w:r>
               <w:t xml:space="preserve">NFR-I18N-001</w:t>
@@ -4951,6 +5455,7 @@
           <w:p>
             <w:pPr>
               <w:pStyle w:val="Compact"/>
+              <w:jc w:val="left"/>
             </w:pPr>
             <w:r>
               <w:t xml:space="preserve">All user-facing text shall exist in Arabic and English; layouts shall use logical CSS properties and render correctly in RTL.</w:t>
@@ -4962,6 +5467,7 @@
           <w:p>
             <w:pPr>
               <w:pStyle w:val="Compact"/>
+              <w:jc w:val="left"/>
             </w:pPr>
             <w:r>
               <w:t xml:space="preserve">M</w:t>
@@ -4973,6 +5479,7 @@
           <w:p>
             <w:pPr>
               <w:pStyle w:val="Compact"/>
+              <w:jc w:val="left"/>
             </w:pPr>
             <w:r>
               <w:t xml:space="preserve">C4</w:t>
@@ -4984,6 +5491,7 @@
           <w:p>
             <w:pPr>
               <w:pStyle w:val="Compact"/>
+              <w:jc w:val="left"/>
             </w:pPr>
             <w:r>
               <w:t xml:space="preserve">Planned (P4, P6)</w:t>
@@ -4997,6 +5505,7 @@
           <w:p>
             <w:pPr>
               <w:pStyle w:val="Compact"/>
+              <w:jc w:val="left"/>
             </w:pPr>
             <w:r>
               <w:t xml:space="preserve">NFR-A11Y-001</w:t>
@@ -5008,6 +5517,7 @@
           <w:p>
             <w:pPr>
               <w:pStyle w:val="Compact"/>
+              <w:jc w:val="left"/>
             </w:pPr>
             <w:r>
               <w:t xml:space="preserve">Web apps shall meet WCAG 2.1 AA for contrast, keyboard navigation and labels.</w:t>
@@ -5019,6 +5529,7 @@
           <w:p>
             <w:pPr>
               <w:pStyle w:val="Compact"/>
+              <w:jc w:val="left"/>
             </w:pPr>
             <w:r>
               <w:t xml:space="preserve">S</w:t>
@@ -5030,6 +5541,7 @@
           <w:p>
             <w:pPr>
               <w:pStyle w:val="Compact"/>
+              <w:jc w:val="left"/>
             </w:pPr>
             <w:r>
               <w:t xml:space="preserve">—</w:t>
@@ -5041,6 +5553,7 @@
           <w:p>
             <w:pPr>
               <w:pStyle w:val="Compact"/>
+              <w:jc w:val="left"/>
             </w:pPr>
             <w:r>
               <w:t xml:space="preserve">Planned (P4)</w:t>
@@ -5054,6 +5567,7 @@
           <w:p>
             <w:pPr>
               <w:pStyle w:val="Compact"/>
+              <w:jc w:val="left"/>
             </w:pPr>
             <w:r>
               <w:t xml:space="preserve">NFR-OFF-001</w:t>
@@ -5065,6 +5579,7 @@
           <w:p>
             <w:pPr>
               <w:pStyle w:val="Compact"/>
+              <w:jc w:val="left"/>
             </w:pPr>
             <w:r>
               <w:t xml:space="preserve">The mobile app shall queue captures and edits offline and sync when connected.</w:t>
@@ -5076,6 +5591,7 @@
           <w:p>
             <w:pPr>
               <w:pStyle w:val="Compact"/>
+              <w:jc w:val="left"/>
             </w:pPr>
             <w:r>
               <w:t xml:space="preserve">S</w:t>
@@ -5087,6 +5603,7 @@
           <w:p>
             <w:pPr>
               <w:pStyle w:val="Compact"/>
+              <w:jc w:val="left"/>
             </w:pPr>
             <w:r>
               <w:t xml:space="preserve">PLAN D7</w:t>
@@ -5098,6 +5615,7 @@
           <w:p>
             <w:pPr>
               <w:pStyle w:val="Compact"/>
+              <w:jc w:val="left"/>
             </w:pPr>
             <w:r>
               <w:t xml:space="preserve">Planned (P6)</w:t>
@@ -5111,6 +5629,7 @@
           <w:p>
             <w:pPr>
               <w:pStyle w:val="Compact"/>
+              <w:jc w:val="left"/>
             </w:pPr>
             <w:r>
               <w:t xml:space="preserve">NFR-OPS-001</w:t>
@@ -5122,6 +5641,7 @@
           <w:p>
             <w:pPr>
               <w:pStyle w:val="Compact"/>
+              <w:jc w:val="left"/>
             </w:pPr>
             <w:r>
               <w:t xml:space="preserve">The system shall expose health checks and structured logs; nightly backups shall be restorable.</w:t>
@@ -5133,6 +5653,7 @@
           <w:p>
             <w:pPr>
               <w:pStyle w:val="Compact"/>
+              <w:jc w:val="left"/>
             </w:pPr>
             <w:r>
               <w:t xml:space="preserve">M</w:t>
@@ -5144,6 +5665,7 @@
           <w:p>
             <w:pPr>
               <w:pStyle w:val="Compact"/>
+              <w:jc w:val="left"/>
             </w:pPr>
             <w:r>
               <w:t xml:space="preserve">Vision R3</w:t>
@@ -5155,6 +5677,7 @@
           <w:p>
             <w:pPr>
               <w:pStyle w:val="Compact"/>
+              <w:jc w:val="left"/>
             </w:pPr>
             <w:r>
               <w:t xml:space="preserve">Planned (P7)</w:t>
@@ -5168,6 +5691,7 @@
           <w:p>
             <w:pPr>
               <w:pStyle w:val="Compact"/>
+              <w:jc w:val="left"/>
             </w:pPr>
             <w:r>
               <w:t xml:space="preserve">NFR-TST-001</w:t>
@@ -5179,6 +5703,7 @@
           <w:p>
             <w:pPr>
               <w:pStyle w:val="Compact"/>
+              <w:jc w:val="left"/>
             </w:pPr>
             <w:r>
               <w:t xml:space="preserve">Domain rules (expiry validation, reminder schedule) and AI parsers shall have automated tests.</w:t>
@@ -5190,6 +5715,7 @@
           <w:p>
             <w:pPr>
               <w:pStyle w:val="Compact"/>
+              <w:jc w:val="left"/>
             </w:pPr>
             <w:r>
               <w:t xml:space="preserve">M</w:t>
@@ -5201,6 +5727,7 @@
           <w:p>
             <w:pPr>
               <w:pStyle w:val="Compact"/>
+              <w:jc w:val="left"/>
             </w:pPr>
             <w:r>
               <w:t xml:space="preserve">CLAUDE.md guardrail</w:t>
@@ -5212,6 +5739,7 @@
           <w:p>
             <w:pPr>
               <w:pStyle w:val="Compact"/>
+              <w:jc w:val="left"/>
             </w:pPr>
             <w:r>
               <w:t xml:space="preserve">Planned (P1–P3)</w:t>
@@ -5220,8 +5748,8 @@
         </w:tc>
       </w:tr>
     </w:tbl>
-    <w:bookmarkEnd w:id="35"/>
-    <w:bookmarkStart w:id="36" w:name="external-interfaces"/>
+    <w:bookmarkEnd w:id="46"/>
+    <w:bookmarkStart w:id="47" w:name="external-interfaces"/>
     <w:p>
       <w:pPr>
         <w:pStyle w:val="Heading1"/>
@@ -5243,8 +5771,8 @@
       <w:tblPr>
         <w:tblStyle w:val="Table"/>
         <w:tblW w:type="pct" w:w="5000"/>
-        <w:tblLayout w:type="fixed"/>
         <w:tblLook w:firstRow="1" w:lastRow="0" w:firstColumn="0" w:lastColumn="0" w:noHBand="0" w:noVBand="0" w:val="0020"/>
+        <w:jc w:val="start"/>
       </w:tblPr>
       <w:tblGrid>
         <w:gridCol w:w="2640"/>
@@ -5253,13 +5781,14 @@
       </w:tblGrid>
       <w:tr>
         <w:trPr>
-          <w:tblHeader w:val="on"/>
+          <w:tblHeader w:val="true"/>
         </w:trPr>
         <w:tc>
           <w:tcPr/>
           <w:p>
             <w:pPr>
               <w:pStyle w:val="Compact"/>
+              <w:jc w:val="left"/>
             </w:pPr>
             <w:r>
               <w:t xml:space="preserve">Interface</w:t>
@@ -5271,6 +5800,7 @@
           <w:p>
             <w:pPr>
               <w:pStyle w:val="Compact"/>
+              <w:jc w:val="left"/>
             </w:pPr>
             <w:r>
               <w:t xml:space="preserve">Description</w:t>
@@ -5282,6 +5812,7 @@
           <w:p>
             <w:pPr>
               <w:pStyle w:val="Compact"/>
+              <w:jc w:val="left"/>
             </w:pPr>
             <w:r>
               <w:t xml:space="preserve">Phase</w:t>
@@ -5295,6 +5826,7 @@
           <w:p>
             <w:pPr>
               <w:pStyle w:val="Compact"/>
+              <w:jc w:val="left"/>
             </w:pPr>
             <w:r>
               <w:t xml:space="preserve">REST / OpenAPI</w:t>
@@ -5306,6 +5838,7 @@
           <w:p>
             <w:pPr>
               <w:pStyle w:val="Compact"/>
+              <w:jc w:val="left"/>
             </w:pPr>
             <w:r>
               <w:t xml:space="preserve">JSON over HTTPS; documented in the API deliverable</w:t>
@@ -5317,6 +5850,7 @@
           <w:p>
             <w:pPr>
               <w:pStyle w:val="Compact"/>
+              <w:jc w:val="left"/>
             </w:pPr>
             <w:r>
               <w:t xml:space="preserve">1</w:t>
@@ -5330,6 +5864,7 @@
           <w:p>
             <w:pPr>
               <w:pStyle w:val="Compact"/>
+              <w:jc w:val="left"/>
             </w:pPr>
             <w:r>
               <w:t xml:space="preserve">Ollama HTTP API</w:t>
@@ -5341,6 +5876,7 @@
           <w:p>
             <w:pPr>
               <w:pStyle w:val="Compact"/>
+              <w:jc w:val="left"/>
             </w:pPr>
             <w:r>
               <w:t xml:space="preserve">Local chat / vision / embedding models via</w:t>
@@ -5361,6 +5897,7 @@
           <w:p>
             <w:pPr>
               <w:pStyle w:val="Compact"/>
+              <w:jc w:val="left"/>
             </w:pPr>
             <w:r>
               <w:t xml:space="preserve">3</w:t>
@@ -5374,6 +5911,7 @@
           <w:p>
             <w:pPr>
               <w:pStyle w:val="Compact"/>
+              <w:jc w:val="left"/>
             </w:pPr>
             <w:r>
               <w:t xml:space="preserve">Tesseract</w:t>
@@ -5385,6 +5923,7 @@
           <w:p>
             <w:pPr>
               <w:pStyle w:val="Compact"/>
+              <w:jc w:val="left"/>
             </w:pPr>
             <w:r>
               <w:t xml:space="preserve">Local OCR (ara+eng) invoked in-process</w:t>
@@ -5396,6 +5935,7 @@
           <w:p>
             <w:pPr>
               <w:pStyle w:val="Compact"/>
+              <w:jc w:val="left"/>
             </w:pPr>
             <w:r>
               <w:t xml:space="preserve">3</w:t>
@@ -5409,6 +5949,7 @@
           <w:p>
             <w:pPr>
               <w:pStyle w:val="Compact"/>
+              <w:jc w:val="left"/>
             </w:pPr>
             <w:r>
               <w:t xml:space="preserve">SMTP</w:t>
@@ -5420,6 +5961,7 @@
           <w:p>
             <w:pPr>
               <w:pStyle w:val="Compact"/>
+              <w:jc w:val="left"/>
             </w:pPr>
             <w:r>
               <w:t xml:space="preserve">Email reminders (smtp4dev in dev)</w:t>
@@ -5431,6 +5973,7 @@
           <w:p>
             <w:pPr>
               <w:pStyle w:val="Compact"/>
+              <w:jc w:val="left"/>
             </w:pPr>
             <w:r>
               <w:t xml:space="preserve">2</w:t>
@@ -5444,6 +5987,7 @@
           <w:p>
             <w:pPr>
               <w:pStyle w:val="Compact"/>
+              <w:jc w:val="left"/>
             </w:pPr>
             <w:r>
               <w:t xml:space="preserve">Firebase Cloud Messaging</w:t>
@@ -5455,6 +5999,7 @@
           <w:p>
             <w:pPr>
               <w:pStyle w:val="Compact"/>
+              <w:jc w:val="left"/>
             </w:pPr>
             <w:r>
               <w:t xml:space="preserve">Push reminders; payload contains no document data</w:t>
@@ -5466,6 +6011,7 @@
           <w:p>
             <w:pPr>
               <w:pStyle w:val="Compact"/>
+              <w:jc w:val="left"/>
             </w:pPr>
             <w:r>
               <w:t xml:space="preserve">6</w:t>
@@ -5479,6 +6025,7 @@
           <w:p>
             <w:pPr>
               <w:pStyle w:val="Compact"/>
+              <w:jc w:val="left"/>
             </w:pPr>
             <w:r>
               <w:t xml:space="preserve">Optional cloud LLM (Groq / Gemini)</w:t>
@@ -5490,6 +6037,7 @@
           <w:p>
             <w:pPr>
               <w:pStyle w:val="Compact"/>
+              <w:jc w:val="left"/>
             </w:pPr>
             <w:r>
               <w:t xml:space="preserve">Guide chat only, disabled by default</w:t>
@@ -5501,6 +6049,7 @@
           <w:p>
             <w:pPr>
               <w:pStyle w:val="Compact"/>
+              <w:jc w:val="left"/>
             </w:pPr>
             <w:r>
               <w:t xml:space="preserve">5</w:t>
@@ -5509,8 +6058,8 @@
         </w:tc>
       </w:tr>
     </w:tbl>
-    <w:bookmarkEnd w:id="36"/>
-    <w:bookmarkStart w:id="37" w:name="glossary-ar-en"/>
+    <w:bookmarkEnd w:id="47"/>
+    <w:bookmarkStart w:id="48" w:name="glossary-ar-en"/>
     <w:p>
       <w:pPr>
         <w:pStyle w:val="Heading1"/>
@@ -5523,8 +6072,8 @@
       <w:tblPr>
         <w:tblStyle w:val="Table"/>
         <w:tblW w:type="pct" w:w="5000"/>
-        <w:tblLayout w:type="fixed"/>
         <w:tblLook w:firstRow="1" w:lastRow="0" w:firstColumn="0" w:lastColumn="0" w:noHBand="0" w:noVBand="0" w:val="0020"/>
+        <w:jc w:val="start"/>
       </w:tblPr>
       <w:tblGrid>
         <w:gridCol w:w="2640"/>
@@ -5533,13 +6082,14 @@
       </w:tblGrid>
       <w:tr>
         <w:trPr>
-          <w:tblHeader w:val="on"/>
+          <w:tblHeader w:val="true"/>
         </w:trPr>
         <w:tc>
           <w:tcPr/>
           <w:p>
             <w:pPr>
               <w:pStyle w:val="Compact"/>
+              <w:jc w:val="left"/>
             </w:pPr>
             <w:r>
               <w:t xml:space="preserve">English</w:t>
@@ -5551,6 +6101,7 @@
           <w:p>
             <w:pPr>
               <w:pStyle w:val="Compact"/>
+              <w:jc w:val="left"/>
             </w:pPr>
             <w:r>
               <w:t xml:space="preserve">Arabic</w:t>
@@ -5562,6 +6113,7 @@
           <w:p>
             <w:pPr>
               <w:pStyle w:val="Compact"/>
+              <w:jc w:val="left"/>
             </w:pPr>
             <w:r>
               <w:t xml:space="preserve">Meaning</w:t>
@@ -5575,6 +6127,7 @@
           <w:p>
             <w:pPr>
               <w:pStyle w:val="Compact"/>
+              <w:jc w:val="left"/>
             </w:pPr>
             <w:r>
               <w:t xml:space="preserve">Document</w:t>
@@ -5586,6 +6139,7 @@
           <w:p>
             <w:pPr>
               <w:pStyle w:val="Compact"/>
+              <w:jc w:val="left"/>
             </w:pPr>
             <w:r>
               <w:t xml:space="preserve">مستند</w:t>
@@ -5597,6 +6151,7 @@
           <w:p>
             <w:pPr>
               <w:pStyle w:val="Compact"/>
+              <w:jc w:val="left"/>
             </w:pPr>
             <w:r>
               <w:t xml:space="preserve">A personal record with an expiry date (ID, passport, licence, insurance, contract)</w:t>
@@ -5610,6 +6165,7 @@
           <w:p>
             <w:pPr>
               <w:pStyle w:val="Compact"/>
+              <w:jc w:val="left"/>
             </w:pPr>
             <w:r>
               <w:t xml:space="preserve">Document type</w:t>
@@ -5621,6 +6177,7 @@
           <w:p>
             <w:pPr>
               <w:pStyle w:val="Compact"/>
+              <w:jc w:val="left"/>
             </w:pPr>
             <w:r>
               <w:t xml:space="preserve">نوع المستند</w:t>
@@ -5632,6 +6189,7 @@
           <w:p>
             <w:pPr>
               <w:pStyle w:val="Compact"/>
+              <w:jc w:val="left"/>
             </w:pPr>
             <w:r>
               <w:t xml:space="preserve">Catalogue entry with names and default validity</w:t>
@@ -5645,6 +6203,7 @@
           <w:p>
             <w:pPr>
               <w:pStyle w:val="Compact"/>
+              <w:jc w:val="left"/>
             </w:pPr>
             <w:r>
               <w:t xml:space="preserve">Holder</w:t>
@@ -5656,6 +6215,7 @@
           <w:p>
             <w:pPr>
               <w:pStyle w:val="Compact"/>
+              <w:jc w:val="left"/>
             </w:pPr>
             <w:r>
               <w:t xml:space="preserve">صاحب المستند</w:t>
@@ -5667,6 +6227,7 @@
           <w:p>
             <w:pPr>
               <w:pStyle w:val="Compact"/>
+              <w:jc w:val="left"/>
             </w:pPr>
             <w:r>
               <w:t xml:space="preserve">The person a document belongs to (self or family member)</w:t>
@@ -5680,6 +6241,7 @@
           <w:p>
             <w:pPr>
               <w:pStyle w:val="Compact"/>
+              <w:jc w:val="left"/>
             </w:pPr>
             <w:r>
               <w:t xml:space="preserve">Owner</w:t>
@@ -5691,6 +6253,7 @@
           <w:p>
             <w:pPr>
               <w:pStyle w:val="Compact"/>
+              <w:jc w:val="left"/>
             </w:pPr>
             <w:r>
               <w:t xml:space="preserve">مالك الحساب</w:t>
@@ -5702,6 +6265,7 @@
           <w:p>
             <w:pPr>
               <w:pStyle w:val="Compact"/>
+              <w:jc w:val="left"/>
             </w:pPr>
             <w:r>
               <w:t xml:space="preserve">The registered user who manages the holder’s documents</w:t>
@@ -5715,6 +6279,7 @@
           <w:p>
             <w:pPr>
               <w:pStyle w:val="Compact"/>
+              <w:jc w:val="left"/>
             </w:pPr>
             <w:r>
               <w:t xml:space="preserve">Expiry date</w:t>
@@ -5726,6 +6291,7 @@
           <w:p>
             <w:pPr>
               <w:pStyle w:val="Compact"/>
+              <w:jc w:val="left"/>
             </w:pPr>
             <w:r>
               <w:t xml:space="preserve">تاريخ الانتهاء</w:t>
@@ -5737,6 +6303,7 @@
           <w:p>
             <w:pPr>
               <w:pStyle w:val="Compact"/>
+              <w:jc w:val="left"/>
             </w:pPr>
             <w:r>
               <w:t xml:space="preserve">Date after which the document is invalid</w:t>
@@ -5750,6 +6317,7 @@
           <w:p>
             <w:pPr>
               <w:pStyle w:val="Compact"/>
+              <w:jc w:val="left"/>
             </w:pPr>
             <w:r>
               <w:t xml:space="preserve">Reminder</w:t>
@@ -5761,6 +6329,7 @@
           <w:p>
             <w:pPr>
               <w:pStyle w:val="Compact"/>
+              <w:jc w:val="left"/>
             </w:pPr>
             <w:r>
               <w:t xml:space="preserve">تذكير</w:t>
@@ -5772,6 +6341,7 @@
           <w:p>
             <w:pPr>
               <w:pStyle w:val="Compact"/>
+              <w:jc w:val="left"/>
             </w:pPr>
             <w:r>
               <w:t xml:space="preserve">A scheduled notification before expiry</w:t>
@@ -5785,6 +6355,7 @@
           <w:p>
             <w:pPr>
               <w:pStyle w:val="Compact"/>
+              <w:jc w:val="left"/>
             </w:pPr>
             <w:r>
               <w:t xml:space="preserve">Reminder rule</w:t>
@@ -5796,6 +6367,7 @@
           <w:p>
             <w:pPr>
               <w:pStyle w:val="Compact"/>
+              <w:jc w:val="left"/>
             </w:pPr>
             <w:r>
               <w:t xml:space="preserve">قاعدة التذكير</w:t>
@@ -5807,6 +6379,7 @@
           <w:p>
             <w:pPr>
               <w:pStyle w:val="Compact"/>
+              <w:jc w:val="left"/>
             </w:pPr>
             <w:r>
               <w:t xml:space="preserve">User’s offsets, channels and quiet hours</w:t>
@@ -5820,6 +6393,7 @@
           <w:p>
             <w:pPr>
               <w:pStyle w:val="Compact"/>
+              <w:jc w:val="left"/>
             </w:pPr>
             <w:r>
               <w:t xml:space="preserve">Guide</w:t>
@@ -5831,6 +6405,7 @@
           <w:p>
             <w:pPr>
               <w:pStyle w:val="Compact"/>
+              <w:jc w:val="left"/>
             </w:pPr>
             <w:r>
               <w:t xml:space="preserve">دليل</w:t>
@@ -5842,6 +6417,7 @@
           <w:p>
             <w:pPr>
               <w:pStyle w:val="Compact"/>
+              <w:jc w:val="left"/>
             </w:pPr>
             <w:r>
               <w:t xml:space="preserve">Curated renewal procedure with a last-verified date</w:t>
@@ -5855,6 +6431,7 @@
           <w:p>
             <w:pPr>
               <w:pStyle w:val="Compact"/>
+              <w:jc w:val="left"/>
             </w:pPr>
             <w:r>
               <w:t xml:space="preserve">Extraction</w:t>
@@ -5866,6 +6443,7 @@
           <w:p>
             <w:pPr>
               <w:pStyle w:val="Compact"/>
+              <w:jc w:val="left"/>
             </w:pPr>
             <w:r>
               <w:t xml:space="preserve">استخراج</w:t>
@@ -5877,6 +6455,7 @@
           <w:p>
             <w:pPr>
               <w:pStyle w:val="Compact"/>
+              <w:jc w:val="left"/>
             </w:pPr>
             <w:r>
               <w:t xml:space="preserve">AI reading of document fields from an image/PDF</w:t>
@@ -5890,6 +6469,7 @@
           <w:p>
             <w:pPr>
               <w:pStyle w:val="Compact"/>
+              <w:jc w:val="left"/>
             </w:pPr>
             <w:r>
               <w:t xml:space="preserve">Confidence</w:t>
@@ -5901,6 +6481,7 @@
           <w:p>
             <w:pPr>
               <w:pStyle w:val="Compact"/>
+              <w:jc w:val="left"/>
             </w:pPr>
             <w:r>
               <w:t xml:space="preserve">درجة الثقة</w:t>
@@ -5912,6 +6493,7 @@
           <w:p>
             <w:pPr>
               <w:pStyle w:val="Compact"/>
+              <w:jc w:val="left"/>
             </w:pPr>
             <w:r>
               <w:t xml:space="preserve">Model’s self-reported certainty for an extracted field</w:t>
@@ -5925,6 +6507,7 @@
           <w:p>
             <w:pPr>
               <w:pStyle w:val="Compact"/>
+              <w:jc w:val="left"/>
             </w:pPr>
             <w:r>
               <w:t xml:space="preserve">Citation</w:t>
@@ -5936,6 +6519,7 @@
           <w:p>
             <w:pPr>
               <w:pStyle w:val="Compact"/>
+              <w:jc w:val="left"/>
             </w:pPr>
             <w:r>
               <w:t xml:space="preserve">استشهاد</w:t>
@@ -5947,6 +6531,7 @@
           <w:p>
             <w:pPr>
               <w:pStyle w:val="Compact"/>
+              <w:jc w:val="left"/>
             </w:pPr>
             <w:r>
               <w:t xml:space="preserve">Reference to the guide version an answer is based on</w:t>
@@ -5960,6 +6545,7 @@
           <w:p>
             <w:pPr>
               <w:pStyle w:val="Compact"/>
+              <w:jc w:val="left"/>
             </w:pPr>
             <w:r>
               <w:t xml:space="preserve">Share link</w:t>
@@ -5971,6 +6557,7 @@
           <w:p>
             <w:pPr>
               <w:pStyle w:val="Compact"/>
+              <w:jc w:val="left"/>
             </w:pPr>
             <w:r>
               <w:t xml:space="preserve">رابط مشاركة</w:t>
@@ -5982,6 +6569,7 @@
           <w:p>
             <w:pPr>
               <w:pStyle w:val="Compact"/>
+              <w:jc w:val="left"/>
             </w:pPr>
             <w:r>
               <w:t xml:space="preserve">Temporary, revocable link to one document</w:t>
@@ -5995,6 +6583,7 @@
           <w:p>
             <w:pPr>
               <w:pStyle w:val="Compact"/>
+              <w:jc w:val="left"/>
             </w:pPr>
             <w:r>
               <w:t xml:space="preserve">Usage cap</w:t>
@@ -6006,6 +6595,7 @@
           <w:p>
             <w:pPr>
               <w:pStyle w:val="Compact"/>
+              <w:jc w:val="left"/>
             </w:pPr>
             <w:r>
               <w:t xml:space="preserve">حد الاستخدام</w:t>
@@ -6017,6 +6607,7 @@
           <w:p>
             <w:pPr>
               <w:pStyle w:val="Compact"/>
+              <w:jc w:val="left"/>
             </w:pPr>
             <w:r>
               <w:t xml:space="preserve">Maximum AI calls per user per day</w:t>
@@ -6039,8 +6630,8 @@
         <w:t xml:space="preserve">مرادفات أخرى لها في الشاشات أو الأدلة.</w:t>
       </w:r>
     </w:p>
-    <w:bookmarkEnd w:id="37"/>
-    <w:bookmarkStart w:id="38" w:name="traceability-matrix"/>
+    <w:bookmarkEnd w:id="48"/>
+    <w:bookmarkStart w:id="49" w:name="traceability-matrix"/>
     <w:p>
       <w:pPr>
         <w:pStyle w:val="Heading1"/>
@@ -6053,8 +6644,8 @@
       <w:tblPr>
         <w:tblStyle w:val="Table"/>
         <w:tblW w:type="pct" w:w="5000"/>
-        <w:tblLayout w:type="fixed"/>
         <w:tblLook w:firstRow="1" w:lastRow="0" w:firstColumn="0" w:lastColumn="0" w:noHBand="0" w:noVBand="0" w:val="0020"/>
+        <w:jc w:val="start"/>
       </w:tblPr>
       <w:tblGrid>
         <w:gridCol w:w="2640"/>
@@ -6063,13 +6654,14 @@
       </w:tblGrid>
       <w:tr>
         <w:trPr>
-          <w:tblHeader w:val="on"/>
+          <w:tblHeader w:val="true"/>
         </w:trPr>
         <w:tc>
           <w:tcPr/>
           <w:p>
             <w:pPr>
               <w:pStyle w:val="Compact"/>
+              <w:jc w:val="left"/>
             </w:pPr>
             <w:r>
               <w:t xml:space="preserve">Vision item</w:t>
@@ -6081,6 +6673,7 @@
           <w:p>
             <w:pPr>
               <w:pStyle w:val="Compact"/>
+              <w:jc w:val="left"/>
             </w:pPr>
             <w:r>
               <w:t xml:space="preserve">Use cases</w:t>
@@ -6092,6 +6685,7 @@
           <w:p>
             <w:pPr>
               <w:pStyle w:val="Compact"/>
+              <w:jc w:val="left"/>
             </w:pPr>
             <w:r>
               <w:t xml:space="preserve">Requirements</w:t>
@@ -6105,6 +6699,7 @@
           <w:p>
             <w:pPr>
               <w:pStyle w:val="Compact"/>
+              <w:jc w:val="left"/>
             </w:pPr>
             <w:r>
               <w:t xml:space="preserve">S1 Add document + extraction</w:t>
@@ -6116,6 +6711,7 @@
           <w:p>
             <w:pPr>
               <w:pStyle w:val="Compact"/>
+              <w:jc w:val="left"/>
             </w:pPr>
             <w:r>
               <w:t xml:space="preserve">UC-01</w:t>
@@ -6127,6 +6723,7 @@
           <w:p>
             <w:pPr>
               <w:pStyle w:val="Compact"/>
+              <w:jc w:val="left"/>
             </w:pPr>
             <w:r>
               <w:t xml:space="preserve">FR-DOC-001…005, FR-AI-001…005, NFR-PRF-002</w:t>
@@ -6140,6 +6737,7 @@
           <w:p>
             <w:pPr>
               <w:pStyle w:val="Compact"/>
+              <w:jc w:val="left"/>
             </w:pPr>
             <w:r>
               <w:t xml:space="preserve">S2 Timeline + reminders</w:t>
@@ -6151,6 +6749,7 @@
           <w:p>
             <w:pPr>
               <w:pStyle w:val="Compact"/>
+              <w:jc w:val="left"/>
             </w:pPr>
             <w:r>
               <w:t xml:space="preserve">UC-02</w:t>
@@ -6162,6 +6761,7 @@
           <w:p>
             <w:pPr>
               <w:pStyle w:val="Compact"/>
+              <w:jc w:val="left"/>
             </w:pPr>
             <w:r>
               <w:t xml:space="preserve">FR-DOC-006, FR-REM-001…005, NFR-PRF-001</w:t>
@@ -6175,6 +6775,7 @@
           <w:p>
             <w:pPr>
               <w:pStyle w:val="Compact"/>
+              <w:jc w:val="left"/>
             </w:pPr>
             <w:r>
               <w:t xml:space="preserve">S3 Renewal chat</w:t>
@@ -6186,6 +6787,7 @@
           <w:p>
             <w:pPr>
               <w:pStyle w:val="Compact"/>
+              <w:jc w:val="left"/>
             </w:pPr>
             <w:r>
               <w:t xml:space="preserve">UC-03</w:t>
@@ -6197,6 +6799,7 @@
           <w:p>
             <w:pPr>
               <w:pStyle w:val="Compact"/>
+              <w:jc w:val="left"/>
             </w:pPr>
             <w:r>
               <w:t xml:space="preserve">FR-GDE-001…003, NFR-PRV-002</w:t>
@@ -6210,6 +6813,7 @@
           <w:p>
             <w:pPr>
               <w:pStyle w:val="Compact"/>
+              <w:jc w:val="left"/>
             </w:pPr>
             <w:r>
               <w:t xml:space="preserve">S4 Family + share</w:t>
@@ -6221,6 +6825,7 @@
           <w:p>
             <w:pPr>
               <w:pStyle w:val="Compact"/>
+              <w:jc w:val="left"/>
             </w:pPr>
             <w:r>
               <w:t xml:space="preserve">UC-04</w:t>
@@ -6232,6 +6837,7 @@
           <w:p>
             <w:pPr>
               <w:pStyle w:val="Compact"/>
+              <w:jc w:val="left"/>
             </w:pPr>
             <w:r>
               <w:t xml:space="preserve">FR-DOC-007, FR-DOC-008</w:t>
@@ -6245,6 +6851,7 @@
           <w:p>
             <w:pPr>
               <w:pStyle w:val="Compact"/>
+              <w:jc w:val="left"/>
             </w:pPr>
             <w:r>
               <w:t xml:space="preserve">S5 Export / delete</w:t>
@@ -6256,6 +6863,7 @@
           <w:p>
             <w:pPr>
               <w:pStyle w:val="Compact"/>
+              <w:jc w:val="left"/>
             </w:pPr>
             <w:r>
               <w:t xml:space="preserve">UC-05</w:t>
@@ -6267,6 +6875,7 @@
           <w:p>
             <w:pPr>
               <w:pStyle w:val="Compact"/>
+              <w:jc w:val="left"/>
             </w:pPr>
             <w:r>
               <w:t xml:space="preserve">FR-IDM-003, FR-DR-001, FR-DR-002</w:t>
@@ -6280,6 +6889,7 @@
           <w:p>
             <w:pPr>
               <w:pStyle w:val="Compact"/>
+              <w:jc w:val="left"/>
             </w:pPr>
             <w:r>
               <w:t xml:space="preserve">S6 Admin</w:t>
@@ -6291,6 +6901,7 @@
           <w:p>
             <w:pPr>
               <w:pStyle w:val="Compact"/>
+              <w:jc w:val="left"/>
             </w:pPr>
             <w:r>
               <w:t xml:space="preserve">UC-06</w:t>
@@ -6302,6 +6913,7 @@
           <w:p>
             <w:pPr>
               <w:pStyle w:val="Compact"/>
+              <w:jc w:val="left"/>
             </w:pPr>
             <w:r>
               <w:t xml:space="preserve">FR-IDM-002, FR-GDE-001, FR-GDE-004, FR-AI-004</w:t>
@@ -6315,6 +6927,7 @@
           <w:p>
             <w:pPr>
               <w:pStyle w:val="Compact"/>
+              <w:jc w:val="left"/>
             </w:pPr>
             <w:r>
               <w:t xml:space="preserve">S7 Three apps</w:t>
@@ -6326,6 +6939,7 @@
           <w:p>
             <w:pPr>
               <w:pStyle w:val="Compact"/>
+              <w:jc w:val="left"/>
             </w:pPr>
             <w:r>
               <w:t xml:space="preserve">all</w:t>
@@ -6337,6 +6951,7 @@
           <w:p>
             <w:pPr>
               <w:pStyle w:val="Compact"/>
+              <w:jc w:val="left"/>
             </w:pPr>
             <w:r>
               <w:t xml:space="preserve">NFR-I18N-001, NFR-A11Y-001, NFR-OFF-001</w:t>
@@ -6350,6 +6965,7 @@
           <w:p>
             <w:pPr>
               <w:pStyle w:val="Compact"/>
+              <w:jc w:val="left"/>
             </w:pPr>
             <w:r>
               <w:t xml:space="preserve">P1 / N5 Privacy</w:t>
@@ -6361,6 +6977,7 @@
           <w:p>
             <w:pPr>
               <w:pStyle w:val="Compact"/>
+              <w:jc w:val="left"/>
             </w:pPr>
             <w:r>
               <w:t xml:space="preserve">UC-01, UC-03</w:t>
@@ -6372,6 +6989,7 @@
           <w:p>
             <w:pPr>
               <w:pStyle w:val="Compact"/>
+              <w:jc w:val="left"/>
             </w:pPr>
             <w:r>
               <w:t xml:space="preserve">C1, FR-AI-002, NFR-PRV-001, NFR-PRV-002, NFR-SEC-001</w:t>
@@ -6385,6 +7003,7 @@
           <w:p>
             <w:pPr>
               <w:pStyle w:val="Compact"/>
+              <w:jc w:val="left"/>
             </w:pPr>
             <w:r>
               <w:t xml:space="preserve">R3 Solo operator</w:t>
@@ -6396,6 +7015,7 @@
           <w:p>
             <w:pPr>
               <w:pStyle w:val="Compact"/>
+              <w:jc w:val="left"/>
             </w:pPr>
             <w:r>
               <w:t xml:space="preserve">—</w:t>
@@ -6407,6 +7027,7 @@
           <w:p>
             <w:pPr>
               <w:pStyle w:val="Compact"/>
+              <w:jc w:val="left"/>
             </w:pPr>
             <w:r>
               <w:t xml:space="preserve">NFR-OPS-001</w:t>
@@ -6415,7 +7036,7 @@
         </w:tc>
       </w:tr>
     </w:tbl>
-    <w:bookmarkEnd w:id="38"/>
+    <w:bookmarkEnd w:id="49"/>
     <w:sectPr>
       <w:footnotePr>
         <w:numRestart w:val="eachSect"/>
@@ -6451,14 +7072,14 @@
 <file path=word/numbering.xml><?xml version="1.0" encoding="utf-8"?>
 <w:numbering xmlns:w="http://schemas.openxmlformats.org/wordprocessingml/2006/main">
   <w:abstractNum w:abstractNumId="990">
-    <w:nsid w:val="0000A990"/>
+    <w:nsid w:val="A990"/>
     <w:multiLevelType w:val="multilevel"/>
     <w:lvl w:ilvl="0">
       <w:numFmt w:val="bullet"/>
       <w:lvlText w:val=" "/>
       <w:lvlJc w:val="left"/>
       <w:pPr>
-        <w:ind w:left="720" w:hanging="360"/>
+        <w:ind w:left="720" w:hanging="480"/>
       </w:pPr>
     </w:lvl>
     <w:lvl w:ilvl="1">
@@ -6466,7 +7087,7 @@
       <w:lvlText w:val=" "/>
       <w:lvlJc w:val="left"/>
       <w:pPr>
-        <w:ind w:left="1440" w:hanging="360"/>
+        <w:ind w:left="1440" w:hanging="480"/>
       </w:pPr>
     </w:lvl>
     <w:lvl w:ilvl="2">
@@ -6474,7 +7095,7 @@
       <w:lvlText w:val=" "/>
       <w:lvlJc w:val="left"/>
       <w:pPr>
-        <w:ind w:left="2160" w:hanging="360"/>
+        <w:ind w:left="2160" w:hanging="480"/>
       </w:pPr>
     </w:lvl>
     <w:lvl w:ilvl="3">
@@ -6482,7 +7103,7 @@
       <w:lvlText w:val=" "/>
       <w:lvlJc w:val="left"/>
       <w:pPr>
-        <w:ind w:left="2880" w:hanging="360"/>
+        <w:ind w:left="2880" w:hanging="480"/>
       </w:pPr>
     </w:lvl>
     <w:lvl w:ilvl="4">
@@ -6490,7 +7111,7 @@
       <w:lvlText w:val=" "/>
       <w:lvlJc w:val="left"/>
       <w:pPr>
-        <w:ind w:left="3600" w:hanging="360"/>
+        <w:ind w:left="3600" w:hanging="480"/>
       </w:pPr>
     </w:lvl>
     <w:lvl w:ilvl="5">
@@ -6498,7 +7119,7 @@
       <w:lvlText w:val=" "/>
       <w:lvlJc w:val="left"/>
       <w:pPr>
-        <w:ind w:left="4320" w:hanging="360"/>
+        <w:ind w:left="4320" w:hanging="480"/>
       </w:pPr>
     </w:lvl>
     <w:lvl w:ilvl="6">
@@ -6506,7 +7127,7 @@
       <w:lvlText w:val=" "/>
       <w:lvlJc w:val="left"/>
       <w:pPr>
-        <w:ind w:left="5040" w:hanging="360"/>
+        <w:ind w:left="5040" w:hanging="480"/>
       </w:pPr>
     </w:lvl>
     <w:lvl w:ilvl="7">
@@ -6514,7 +7135,7 @@
       <w:lvlText w:val=" "/>
       <w:lvlJc w:val="left"/>
       <w:pPr>
-        <w:ind w:left="5760" w:hanging="360"/>
+        <w:ind w:left="5760" w:hanging="480"/>
       </w:pPr>
     </w:lvl>
     <w:lvl w:ilvl="8">
@@ -6522,111 +7143,84 @@
       <w:lvlText w:val=" "/>
       <w:lvlJc w:val="left"/>
       <w:pPr>
-        <w:ind w:left="6480" w:hanging="360"/>
+        <w:ind w:left="6480" w:hanging="480"/>
       </w:pPr>
     </w:lvl>
   </w:abstractNum>
   <w:abstractNum w:abstractNumId="991">
-    <w:nsid w:val="0000A991"/>
+    <w:nsid w:val="A991"/>
     <w:multiLevelType w:val="multilevel"/>
     <w:lvl w:ilvl="0">
       <w:numFmt w:val="bullet"/>
-      <w:lvlText w:val=""/>
+      <w:lvlText w:val="•"/>
       <w:lvlJc w:val="left"/>
       <w:pPr>
-        <w:ind w:left="720" w:hanging="360"/>
+        <w:ind w:left="720" w:hanging="480"/>
       </w:pPr>
-      <w:rPr>
-        <w:rFonts w:ascii="Symbol" w:hAnsi="Symbol" w:cs="Symbol" w:hint="default"/>
-      </w:rPr>
     </w:lvl>
     <w:lvl w:ilvl="1">
       <w:numFmt w:val="bullet"/>
-      <w:lvlText w:val="o"/>
+      <w:lvlText w:val="–"/>
       <w:lvlJc w:val="left"/>
       <w:pPr>
-        <w:ind w:left="1440" w:hanging="360"/>
+        <w:ind w:left="1440" w:hanging="480"/>
       </w:pPr>
-      <w:rPr>
-        <w:rFonts w:ascii="Courier New" w:hAnsi="Courier New" w:cs="Courier New" w:hint="default"/>
-      </w:rPr>
     </w:lvl>
     <w:lvl w:ilvl="2">
       <w:numFmt w:val="bullet"/>
-      <w:lvlText w:val=""/>
+      <w:lvlText w:val="•"/>
       <w:lvlJc w:val="left"/>
       <w:pPr>
-        <w:ind w:left="2160" w:hanging="360"/>
+        <w:ind w:left="2160" w:hanging="480"/>
       </w:pPr>
-      <w:rPr>
-        <w:rFonts w:ascii="Wingdings" w:hAnsi="Wingdings" w:cs="Wingdings" w:hint="default"/>
-      </w:rPr>
     </w:lvl>
     <w:lvl w:ilvl="3">
       <w:numFmt w:val="bullet"/>
-      <w:lvlText w:val=""/>
+      <w:lvlText w:val="–"/>
       <w:lvlJc w:val="left"/>
       <w:pPr>
-        <w:ind w:left="2880" w:hanging="360"/>
+        <w:ind w:left="2880" w:hanging="480"/>
       </w:pPr>
-      <w:rPr>
-        <w:rFonts w:ascii="Symbol" w:hAnsi="Symbol" w:cs="Symbol" w:hint="default"/>
-      </w:rPr>
     </w:lvl>
     <w:lvl w:ilvl="4">
       <w:numFmt w:val="bullet"/>
-      <w:lvlText w:val="o"/>
+      <w:lvlText w:val="•"/>
       <w:lvlJc w:val="left"/>
       <w:pPr>
-        <w:ind w:left="3600" w:hanging="360"/>
+        <w:ind w:left="3600" w:hanging="480"/>
       </w:pPr>
-      <w:rPr>
-        <w:rFonts w:ascii="Courier New" w:hAnsi="Courier New" w:cs="Courier New" w:hint="default"/>
-      </w:rPr>
     </w:lvl>
     <w:lvl w:ilvl="5">
       <w:numFmt w:val="bullet"/>
-      <w:lvlText w:val=""/>
+      <w:lvlText w:val="–"/>
       <w:lvlJc w:val="left"/>
       <w:pPr>
-        <w:ind w:left="4320" w:hanging="360"/>
+        <w:ind w:left="4320" w:hanging="480"/>
       </w:pPr>
-      <w:rPr>
-        <w:rFonts w:ascii="Wingdings" w:hAnsi="Wingdings" w:cs="Wingdings" w:hint="default"/>
-      </w:rPr>
     </w:lvl>
     <w:lvl w:ilvl="6">
       <w:numFmt w:val="bullet"/>
-      <w:lvlText w:val=""/>
+      <w:lvlText w:val="•"/>
       <w:lvlJc w:val="left"/>
       <w:pPr>
-        <w:ind w:left="5040" w:hanging="360"/>
+        <w:ind w:left="5040" w:hanging="480"/>
       </w:pPr>
-      <w:rPr>
-        <w:rFonts w:ascii="Symbol" w:hAnsi="Symbol" w:cs="Symbol" w:hint="default"/>
-      </w:rPr>
     </w:lvl>
     <w:lvl w:ilvl="7">
       <w:numFmt w:val="bullet"/>
-      <w:lvlText w:val="o"/>
+      <w:lvlText w:val="–"/>
       <w:lvlJc w:val="left"/>
       <w:pPr>
-        <w:ind w:left="5760" w:hanging="360"/>
+        <w:ind w:left="5760" w:hanging="480"/>
       </w:pPr>
-      <w:rPr>
-        <w:rFonts w:ascii="Courier New" w:hAnsi="Courier New" w:cs="Courier New" w:hint="default"/>
-      </w:rPr>
     </w:lvl>
     <w:lvl w:ilvl="8">
       <w:numFmt w:val="bullet"/>
-      <w:lvlText w:val=""/>
+      <w:lvlText w:val="•"/>
       <w:lvlJc w:val="left"/>
       <w:pPr>
-        <w:ind w:left="6480" w:hanging="360"/>
+        <w:ind w:left="6480" w:hanging="480"/>
       </w:pPr>
-      <w:rPr>
-        <w:rFonts w:ascii="Wingdings" w:hAnsi="Wingdings" w:cs="Wingdings" w:hint="default"/>
-      </w:rPr>
     </w:lvl>
   </w:abstractNum>
   <w:num w:numId="1000">
@@ -7357,8 +7951,8 @@
     <w:name w:val="KeywordTok"/>
     <w:basedOn w:val="VerbatimChar"/>
     <w:rPr>
+      <w:color w:val="007020"/>
       <w:b/>
-      <w:color w:val="007020"/>
     </w:rPr>
   </w:style>
   <w:style w:type="character" w:customStyle="1" w:styleId="DataTypeTok">
@@ -7435,42 +8029,42 @@
     <w:name w:val="ImportTok"/>
     <w:basedOn w:val="VerbatimChar"/>
     <w:rPr>
+      <w:color w:val="008000"/>
       <w:b/>
-      <w:color w:val="008000"/>
     </w:rPr>
   </w:style>
   <w:style w:type="character" w:customStyle="1" w:styleId="CommentTok">
     <w:name w:val="CommentTok"/>
     <w:basedOn w:val="VerbatimChar"/>
     <w:rPr>
+      <w:color w:val="60a0b0"/>
       <w:i/>
-      <w:color w:val="60a0b0"/>
     </w:rPr>
   </w:style>
   <w:style w:type="character" w:customStyle="1" w:styleId="DocumentationTok">
     <w:name w:val="DocumentationTok"/>
     <w:basedOn w:val="VerbatimChar"/>
     <w:rPr>
+      <w:color w:val="ba2121"/>
       <w:i/>
-      <w:color w:val="ba2121"/>
     </w:rPr>
   </w:style>
   <w:style w:type="character" w:customStyle="1" w:styleId="AnnotationTok">
     <w:name w:val="AnnotationTok"/>
     <w:basedOn w:val="VerbatimChar"/>
     <w:rPr>
+      <w:color w:val="60a0b0"/>
       <w:b/>
       <w:i/>
-      <w:color w:val="60a0b0"/>
     </w:rPr>
   </w:style>
   <w:style w:type="character" w:customStyle="1" w:styleId="CommentVarTok">
     <w:name w:val="CommentVarTok"/>
     <w:basedOn w:val="VerbatimChar"/>
     <w:rPr>
+      <w:color w:val="60a0b0"/>
       <w:b/>
       <w:i/>
-      <w:color w:val="60a0b0"/>
     </w:rPr>
   </w:style>
   <w:style w:type="character" w:customStyle="1" w:styleId="OtherTok">
@@ -7498,8 +8092,8 @@
     <w:name w:val="ControlFlowTok"/>
     <w:basedOn w:val="VerbatimChar"/>
     <w:rPr>
+      <w:color w:val="007020"/>
       <w:b/>
-      <w:color w:val="007020"/>
     </w:rPr>
   </w:style>
   <w:style w:type="character" w:customStyle="1" w:styleId="OperatorTok">
@@ -7544,34 +8138,34 @@
     <w:name w:val="InformationTok"/>
     <w:basedOn w:val="VerbatimChar"/>
     <w:rPr>
+      <w:color w:val="60a0b0"/>
       <w:b/>
       <w:i/>
-      <w:color w:val="60a0b0"/>
     </w:rPr>
   </w:style>
   <w:style w:type="character" w:customStyle="1" w:styleId="WarningTok">
     <w:name w:val="WarningTok"/>
     <w:basedOn w:val="VerbatimChar"/>
     <w:rPr>
+      <w:color w:val="60a0b0"/>
       <w:b/>
       <w:i/>
-      <w:color w:val="60a0b0"/>
     </w:rPr>
   </w:style>
   <w:style w:type="character" w:customStyle="1" w:styleId="AlertTok">
     <w:name w:val="AlertTok"/>
     <w:basedOn w:val="VerbatimChar"/>
     <w:rPr>
+      <w:color w:val="ff0000"/>
       <w:b/>
-      <w:color w:val="ff0000"/>
     </w:rPr>
   </w:style>
   <w:style w:type="character" w:customStyle="1" w:styleId="ErrorTok">
     <w:name w:val="ErrorTok"/>
     <w:basedOn w:val="VerbatimChar"/>
     <w:rPr>
+      <w:color w:val="ff0000"/>
       <w:b/>
-      <w:color w:val="ff0000"/>
     </w:rPr>
   </w:style>
   <w:style w:type="character" w:customStyle="1" w:styleId="NormalTok">

--- a/docs/deliverables/out/Srs.docx
+++ b/docs/deliverables/out/Srs.docx
@@ -312,6 +312,85 @@
           </w:p>
         </w:tc>
       </w:tr>
+      <w:tr>
+        <w:tc>
+          <w:tcPr/>
+          <w:p>
+            <w:pPr>
+              <w:pStyle w:val="Compact"/>
+              <w:jc w:val="left"/>
+            </w:pPr>
+            <w:r>
+              <w:t xml:space="preserve">0.1.2</w:t>
+            </w:r>
+          </w:p>
+        </w:tc>
+        <w:tc>
+          <w:tcPr/>
+          <w:p>
+            <w:pPr>
+              <w:pStyle w:val="Compact"/>
+              <w:jc w:val="left"/>
+            </w:pPr>
+            <w:r>
+              <w:t xml:space="preserve">2026-08-28</w:t>
+            </w:r>
+          </w:p>
+        </w:tc>
+        <w:tc>
+          <w:tcPr/>
+          <w:p>
+            <w:pPr>
+              <w:pStyle w:val="Compact"/>
+              <w:jc w:val="left"/>
+            </w:pPr>
+            <w:r>
+              <w:t xml:space="preserve">Abdulsalam</w:t>
+            </w:r>
+          </w:p>
+        </w:tc>
+        <w:tc>
+          <w:tcPr/>
+          <w:p>
+            <w:pPr>
+              <w:pStyle w:val="Compact"/>
+              <w:jc w:val="left"/>
+            </w:pPr>
+            <w:r>
+              <w:t xml:space="preserve">Phase 2 status flips: FR-REM-001/002/004/005</w:t>
+            </w:r>
+            <w:r>
+              <w:t xml:space="preserve"> </w:t>
+            </w:r>
+            <w:r>
+              <w:rPr>
+                <w:iCs/>
+                <w:i/>
+              </w:rPr>
+              <w:t xml:space="preserve">Implemented</w:t>
+            </w:r>
+            <w:r>
+              <w:t xml:space="preserve">, FR-REM-003</w:t>
+            </w:r>
+            <w:r>
+              <w:t xml:space="preserve"> </w:t>
+            </w:r>
+            <w:r>
+              <w:rPr>
+                <w:iCs/>
+                <w:i/>
+              </w:rPr>
+              <w:t xml:space="preserve">Partly implemented</w:t>
+            </w:r>
+            <w:r>
+              <w:t xml:space="preserve"> </w:t>
+            </w:r>
+            <w:r>
+              <w:t xml:space="preserve">(email done, push P6) (roadmap step 2.8)</w:t>
+            </w:r>
+          </w:p>
+        </w:tc>
+      </w:tr>
     </w:tbl>
     <w:p>
       <w:pPr>
@@ -3717,7 +3796,7 @@
               <w:jc w:val="left"/>
             </w:pPr>
             <w:r>
-              <w:t xml:space="preserve">Planned (P2)</w:t>
+              <w:t xml:space="preserve">Implemented (2.2 rule + offsets, 2.3 scheduling, 2.7 settings API)</w:t>
             </w:r>
           </w:p>
         </w:tc>
@@ -3779,7 +3858,7 @@
               <w:jc w:val="left"/>
             </w:pPr>
             <w:r>
-              <w:t xml:space="preserve">Planned (P2)</w:t>
+              <w:t xml:space="preserve">Implemented (2.3 unique index + status claim, 2.5 dispatch job; proven by run-twice tests and live)</w:t>
             </w:r>
           </w:p>
         </w:tc>
@@ -3841,7 +3920,7 @@
               <w:jc w:val="left"/>
             </w:pPr>
             <w:r>
-              <w:t xml:space="preserve">Planned (P2 email, P6 push)</w:t>
+              <w:t xml:space="preserve">Partly implemented (2.6: email channel + quiet hours, hourly dispatch; push P6)</w:t>
             </w:r>
           </w:p>
         </w:tc>
@@ -3903,7 +3982,22 @@
               <w:jc w:val="left"/>
             </w:pPr>
             <w:r>
-              <w:t xml:space="preserve">Planned (P2)</w:t>
+              <w:t xml:space="preserve">Implemented (2.4:</w:t>
+            </w:r>
+            <w:r>
+              <w:t xml:space="preserve"> </w:t>
+            </w:r>
+            <w:r>
+              <w:rPr>
+                <w:rStyle w:val="VerbatimChar"/>
+              </w:rPr>
+              <w:t xml:space="preserve">DocumentExpiryChanged</w:t>
+            </w:r>
+            <w:r>
+              <w:t xml:space="preserve"> </w:t>
+            </w:r>
+            <w:r>
+              <w:t xml:space="preserve">local event → resync)</w:t>
             </w:r>
           </w:p>
         </w:tc>
@@ -3965,7 +4059,19 @@
               <w:jc w:val="left"/>
             </w:pPr>
             <w:r>
-              <w:t xml:space="preserve">Planned (P2)</w:t>
+              <w:t xml:space="preserve">Implemented (2.3</w:t>
+            </w:r>
+            <w:r>
+              <w:t xml:space="preserve"> </w:t>
+            </w:r>
+            <w:r>
+              <w:rPr>
+                <w:rStyle w:val="VerbatimChar"/>
+              </w:rPr>
+              <w:t xml:space="preserve">DeliveryLog</w:t>
+            </w:r>
+            <w:r>
+              <w:t xml:space="preserve">, written per attempt by 2.5/2.6)</w:t>
             </w:r>
           </w:p>
         </w:tc>

--- a/docs/deliverables/out/Srs.docx
+++ b/docs/deliverables/out/Srs.docx
@@ -391,6 +391,87 @@
           </w:p>
         </w:tc>
       </w:tr>
+      <w:tr>
+        <w:tc>
+          <w:tcPr/>
+          <w:p>
+            <w:pPr>
+              <w:pStyle w:val="Compact"/>
+              <w:jc w:val="left"/>
+            </w:pPr>
+            <w:r>
+              <w:t xml:space="preserve">0.1.3</w:t>
+            </w:r>
+          </w:p>
+        </w:tc>
+        <w:tc>
+          <w:tcPr/>
+          <w:p>
+            <w:pPr>
+              <w:pStyle w:val="Compact"/>
+              <w:jc w:val="left"/>
+            </w:pPr>
+            <w:r>
+              <w:t xml:space="preserve">2026-08-29</w:t>
+            </w:r>
+          </w:p>
+        </w:tc>
+        <w:tc>
+          <w:tcPr/>
+          <w:p>
+            <w:pPr>
+              <w:pStyle w:val="Compact"/>
+              <w:jc w:val="left"/>
+            </w:pPr>
+            <w:r>
+              <w:t xml:space="preserve">Abdulsalam</w:t>
+            </w:r>
+          </w:p>
+        </w:tc>
+        <w:tc>
+          <w:tcPr/>
+          <w:p>
+            <w:pPr>
+              <w:pStyle w:val="Compact"/>
+              <w:jc w:val="left"/>
+            </w:pPr>
+            <w:r>
+              <w:t xml:space="preserve">Phase 3 status flips: FR-DOC-005 and FR-AI-001…005</w:t>
+            </w:r>
+            <w:r>
+              <w:t xml:space="preserve"> </w:t>
+            </w:r>
+            <w:r>
+              <w:rPr>
+                <w:iCs/>
+                <w:i/>
+              </w:rPr>
+              <w:t xml:space="preserve">Implemented</w:t>
+            </w:r>
+            <w:r>
+              <w:t xml:space="preserve"> </w:t>
+            </w:r>
+            <w:r>
+              <w:t xml:space="preserve">(roadmap step 3.8); AI safety measures now documented in the</w:t>
+            </w:r>
+            <w:r>
+              <w:t xml:space="preserve"> </w:t>
+            </w:r>
+            <w:r>
+              <w:rPr>
+                <w:rStyle w:val="VerbatimChar"/>
+              </w:rPr>
+              <w:t xml:space="preserve">ai-safety</w:t>
+            </w:r>
+            <w:r>
+              <w:t xml:space="preserve"> </w:t>
+            </w:r>
+            <w:r>
+              <w:t xml:space="preserve">deliverable</w:t>
+            </w:r>
+          </w:p>
+        </w:tc>
+      </w:tr>
     </w:tbl>
     <w:p>
       <w:pPr>
@@ -3363,19 +3444,7 @@
               <w:jc w:val="left"/>
             </w:pPr>
             <w:r>
-              <w:t xml:space="preserve">Partly implemented (1.5: aggregate +</w:t>
-            </w:r>
-            <w:r>
-              <w:t xml:space="preserve"> </w:t>
-            </w:r>
-            <w:r>
-              <w:rPr>
-                <w:rStyle w:val="VerbatimChar"/>
-              </w:rPr>
-              <w:t xml:space="preserve">IFileStore</w:t>
-            </w:r>
-            <w:r>
-              <w:t xml:space="preserve">; upload API P3, encryption P8)</w:t>
+              <w:t xml:space="preserve">Partly implemented (1.5 aggregate + 3.1 upload/download API + 3.5 OCR; encryption at rest P8)</w:t>
             </w:r>
           </w:p>
         </w:tc>
@@ -3437,7 +3506,7 @@
               <w:jc w:val="left"/>
             </w:pPr>
             <w:r>
-              <w:t xml:space="preserve">Planned (P3)</w:t>
+              <w:t xml:space="preserve">Implemented (3.6–3.7)</w:t>
             </w:r>
           </w:p>
         </w:tc>
@@ -4595,7 +4664,7 @@
               <w:jc w:val="left"/>
             </w:pPr>
             <w:r>
-              <w:t xml:space="preserve">Planned (P3)</w:t>
+              <w:t xml:space="preserve">Implemented (3.3)</w:t>
             </w:r>
           </w:p>
         </w:tc>
@@ -4657,7 +4726,7 @@
               <w:jc w:val="left"/>
             </w:pPr>
             <w:r>
-              <w:t xml:space="preserve">Planned (P3)</w:t>
+              <w:t xml:space="preserve">Implemented (3.3, boot guard)</w:t>
             </w:r>
           </w:p>
         </w:tc>
@@ -4719,7 +4788,7 @@
               <w:jc w:val="left"/>
             </w:pPr>
             <w:r>
-              <w:t xml:space="preserve">Planned (P3)</w:t>
+              <w:t xml:space="preserve">Implemented (3.6)</w:t>
             </w:r>
           </w:p>
         </w:tc>
@@ -4781,7 +4850,7 @@
               <w:jc w:val="left"/>
             </w:pPr>
             <w:r>
-              <w:t xml:space="preserve">Planned (P3)</w:t>
+              <w:t xml:space="preserve">Implemented (3.3, e2e-tested 3.8)</w:t>
             </w:r>
           </w:p>
         </w:tc>
@@ -4843,7 +4912,7 @@
               <w:jc w:val="left"/>
             </w:pPr>
             <w:r>
-              <w:t xml:space="preserve">Planned (P3)</w:t>
+              <w:t xml:space="preserve">Implemented (3.6)</w:t>
             </w:r>
           </w:p>
         </w:tc>

--- a/docs/deliverables/out/Srs.docx
+++ b/docs/deliverables/out/Srs.docx
@@ -472,6 +472,87 @@
           </w:p>
         </w:tc>
       </w:tr>
+      <w:tr>
+        <w:tc>
+          <w:tcPr/>
+          <w:p>
+            <w:pPr>
+              <w:pStyle w:val="Compact"/>
+              <w:jc w:val="left"/>
+            </w:pPr>
+            <w:r>
+              <w:t xml:space="preserve">0.1.4</w:t>
+            </w:r>
+          </w:p>
+        </w:tc>
+        <w:tc>
+          <w:tcPr/>
+          <w:p>
+            <w:pPr>
+              <w:pStyle w:val="Compact"/>
+              <w:jc w:val="left"/>
+            </w:pPr>
+            <w:r>
+              <w:t xml:space="preserve">2026-09-07</w:t>
+            </w:r>
+          </w:p>
+        </w:tc>
+        <w:tc>
+          <w:tcPr/>
+          <w:p>
+            <w:pPr>
+              <w:pStyle w:val="Compact"/>
+              <w:jc w:val="left"/>
+            </w:pPr>
+            <w:r>
+              <w:t xml:space="preserve">Abdulsalam</w:t>
+            </w:r>
+          </w:p>
+        </w:tc>
+        <w:tc>
+          <w:tcPr/>
+          <w:p>
+            <w:pPr>
+              <w:pStyle w:val="Compact"/>
+              <w:jc w:val="left"/>
+            </w:pPr>
+            <w:r>
+              <w:t xml:space="preserve">Phase 5 status flips: FR-GDE-001…004</w:t>
+            </w:r>
+            <w:r>
+              <w:t xml:space="preserve"> </w:t>
+            </w:r>
+            <w:r>
+              <w:rPr>
+                <w:iCs/>
+                <w:i/>
+              </w:rPr>
+              <w:t xml:space="preserve">Implemented</w:t>
+            </w:r>
+            <w:r>
+              <w:t xml:space="preserve"> </w:t>
+            </w:r>
+            <w:r>
+              <w:t xml:space="preserve">(roadmap step 5.6); grounded chat behavior detailed in</w:t>
+            </w:r>
+            <w:r>
+              <w:t xml:space="preserve"> </w:t>
+            </w:r>
+            <w:r>
+              <w:rPr>
+                <w:rStyle w:val="VerbatimChar"/>
+              </w:rPr>
+              <w:t xml:space="preserve">ai-safety</w:t>
+            </w:r>
+            <w:r>
+              <w:t xml:space="preserve"> </w:t>
+            </w:r>
+            <w:r>
+              <w:t xml:space="preserve">§8</w:t>
+            </w:r>
+          </w:p>
+        </w:tc>
+      </w:tr>
     </w:tbl>
     <w:p>
       <w:pPr>
@@ -4317,7 +4398,7 @@
               <w:jc w:val="left"/>
             </w:pPr>
             <w:r>
-              <w:t xml:space="preserve">Planned (P5)</w:t>
+              <w:t xml:space="preserve">Implemented (5.2) — published versions are immutable; re-authoring creates a new version</w:t>
             </w:r>
           </w:p>
         </w:tc>
@@ -4379,7 +4460,7 @@
               <w:jc w:val="left"/>
             </w:pPr>
             <w:r>
-              <w:t xml:space="preserve">Planned (P5)</w:t>
+              <w:t xml:space="preserve">Implemented (5.5) — citations validated against the retrieved set; hallucinated ones dropped; uncited answers refused</w:t>
             </w:r>
           </w:p>
         </w:tc>
@@ -4441,7 +4522,7 @@
               <w:jc w:val="left"/>
             </w:pPr>
             <w:r>
-              <w:t xml:space="preserve">Planned (P5)</w:t>
+              <w:t xml:space="preserve">Implemented (5.4/5.5) — similarity floor + model refusal + citation failure all converge on one honest refusal</w:t>
             </w:r>
           </w:p>
         </w:tc>
@@ -4503,7 +4584,7 @@
               <w:jc w:val="left"/>
             </w:pPr>
             <w:r>
-              <w:t xml:space="preserve">Planned (P5)</w:t>
+              <w:t xml:space="preserve">Implemented (5.6) — anonymous flags allowed; admin list + resolve</w:t>
             </w:r>
           </w:p>
         </w:tc>
